--- a/Backend/Director_Disclosure/Output_Disclosures/2024-25/KPS1_TRANSMISSION_LIMITED/MBP-1/MBP1_HITESHKUMAR_SHAMJIBHAI_VAGHASIYA_08084591.docx
+++ b/Backend/Director_Disclosure/Output_Disclosures/2024-25/KPS1_TRANSMISSION_LIMITED/MBP-1/MBP1_HITESHKUMAR_SHAMJIBHAI_VAGHASIYA_08084591.docx
@@ -93,197 +93,17 @@
     </w:p>
     <w:p>
       <w:pPr>
-        <w:spacing w:before="0" w:after="0"/>
-        <w:jc w:val="left"/>
-      </w:pPr>
-      <w:r>
-        <w:rPr>
-          <w:rFonts w:ascii="Adani" w:hAnsi="Adani"/>
-          <w:b w:val="0"/>
-          <w:sz w:val="20"/>
-          <w:u w:val="none"/>
-        </w:rPr>
-        <w:t>SOUTH KALAMB POWER TRANSMISSION LIMITED</w:t>
-      </w:r>
-    </w:p>
-    <w:p>
-      <w:pPr>
-        <w:spacing w:before="0" w:after="0"/>
-        <w:jc w:val="left"/>
-      </w:pPr>
-      <w:r>
-        <w:rPr>
-          <w:rFonts w:ascii="Adani" w:hAnsi="Adani"/>
-          <w:b w:val="0"/>
-          <w:sz w:val="20"/>
-          <w:u w:val="none"/>
-        </w:rPr>
-        <w:t>ARASAN INFRA TWO LIMITED</w:t>
-      </w:r>
-    </w:p>
-    <w:p>
-      <w:pPr>
-        <w:spacing w:before="0" w:after="0"/>
-        <w:jc w:val="left"/>
-      </w:pPr>
-      <w:r>
-        <w:rPr>
-          <w:rFonts w:ascii="Adani" w:hAnsi="Adani"/>
-          <w:b w:val="0"/>
-          <w:sz w:val="20"/>
-          <w:u w:val="none"/>
-        </w:rPr>
-        <w:t>SUNRAYS INFRA SPACE TWO LIMITED</w:t>
-      </w:r>
-    </w:p>
-    <w:p>
-      <w:pPr>
-        <w:spacing w:before="0" w:after="0"/>
-        <w:jc w:val="left"/>
-      </w:pPr>
-      <w:r>
-        <w:rPr>
-          <w:rFonts w:ascii="Adani" w:hAnsi="Adani"/>
-          <w:b w:val="0"/>
-          <w:sz w:val="20"/>
-          <w:u w:val="none"/>
-        </w:rPr>
-        <w:t>KPS1 TRANSMISSION LIMITED</w:t>
-      </w:r>
-    </w:p>
-    <w:p>
-      <w:pPr>
-        <w:spacing w:before="0" w:after="0"/>
-        <w:jc w:val="left"/>
-      </w:pPr>
-      <w:r>
-        <w:rPr>
-          <w:rFonts w:ascii="Adani" w:hAnsi="Adani"/>
-          <w:b w:val="0"/>
-          <w:sz w:val="20"/>
-          <w:u w:val="none"/>
-        </w:rPr>
-        <w:t>ADANI GREEN ENERGY THIRTY LIMITED</w:t>
-      </w:r>
-    </w:p>
-    <w:p>
-      <w:pPr>
-        <w:spacing w:before="0" w:after="0"/>
-        <w:jc w:val="left"/>
-      </w:pPr>
-      <w:r>
-        <w:rPr>
-          <w:rFonts w:ascii="Adani" w:hAnsi="Adani"/>
-          <w:b w:val="0"/>
-          <w:sz w:val="20"/>
-          <w:u w:val="none"/>
-        </w:rPr>
-        <w:t>KHAVDA II-A TRANSMISSION LIMITED</w:t>
-      </w:r>
-    </w:p>
-    <w:p>
-      <w:pPr>
-        <w:spacing w:before="0" w:after="0"/>
-        <w:jc w:val="left"/>
-      </w:pPr>
-      <w:r>
-        <w:rPr>
-          <w:rFonts w:ascii="Adani" w:hAnsi="Adani"/>
-          <w:b w:val="0"/>
-          <w:sz w:val="20"/>
-          <w:u w:val="none"/>
-        </w:rPr>
-        <w:t>SUNRAYS INFRA SPACE LIMITED</w:t>
-      </w:r>
-    </w:p>
-    <w:p>
-      <w:pPr>
-        <w:spacing w:before="0" w:after="0"/>
-        <w:jc w:val="left"/>
-      </w:pPr>
-      <w:r>
-        <w:rPr>
-          <w:rFonts w:ascii="Adani" w:hAnsi="Adani"/>
-          <w:b w:val="0"/>
-          <w:sz w:val="20"/>
-          <w:u w:val="none"/>
-        </w:rPr>
-        <w:t>ARASAN INFRA LIMITED</w:t>
-      </w:r>
-    </w:p>
-    <w:p>
-      <w:pPr>
-        <w:spacing w:before="0" w:after="0"/>
-        <w:jc w:val="left"/>
-      </w:pPr>
-      <w:r>
-        <w:rPr>
-          <w:rFonts w:ascii="Adani" w:hAnsi="Adani"/>
-          <w:b w:val="0"/>
-          <w:sz w:val="20"/>
-          <w:u w:val="none"/>
-        </w:rPr>
-        <w:t>HADOTI POWER TRANSMISSION SERVICE LIMITED</w:t>
-      </w:r>
-    </w:p>
-    <w:p>
-      <w:pPr>
-        <w:spacing w:before="0" w:after="0"/>
-        <w:jc w:val="left"/>
-      </w:pPr>
-      <w:r>
-        <w:rPr>
-          <w:rFonts w:ascii="Adani" w:hAnsi="Adani"/>
-          <w:b w:val="0"/>
-          <w:sz w:val="20"/>
-          <w:u w:val="none"/>
-        </w:rPr>
-        <w:t>THAR POWER TRANSMISSION SERVICE LIMITED</w:t>
-      </w:r>
-    </w:p>
-    <w:p>
-      <w:pPr>
-        <w:spacing w:before="0" w:after="0"/>
-        <w:jc w:val="left"/>
-      </w:pPr>
-      <w:r>
-        <w:rPr>
-          <w:rFonts w:ascii="Adani" w:hAnsi="Adani"/>
-          <w:b w:val="0"/>
-          <w:sz w:val="20"/>
-          <w:u w:val="none"/>
-        </w:rPr>
-        <w:t>BARMER POWER TRANSMISSION SERVICE LIMITED</w:t>
-      </w:r>
-    </w:p>
-    <w:p>
-      <w:pPr>
-        <w:spacing w:before="0" w:after="0"/>
-        <w:jc w:val="left"/>
-      </w:pPr>
-      <w:r>
-        <w:rPr>
-          <w:rFonts w:ascii="Adani" w:hAnsi="Adani"/>
-          <w:b w:val="0"/>
-          <w:sz w:val="20"/>
-          <w:u w:val="none"/>
-        </w:rPr>
-        <w:t>WRSS XXI (A) TRANSCO LIMITED</w:t>
-      </w:r>
-    </w:p>
-    <w:p>
-      <w:pPr>
         <w:spacing w:before="0" w:after="160"/>
         <w:jc w:val="left"/>
       </w:pPr>
       <w:r>
         <w:rPr>
           <w:rFonts w:ascii="Adani" w:hAnsi="Adani"/>
-          <w:b w:val="0"/>
+          <w:b/>
           <w:sz w:val="20"/>
           <w:u w:val="none"/>
         </w:rPr>
-        <w:t>BIKANER-KHETRI TRANSMISSION LIMITED</w:t>
+        <w:t>KPS1 TRANSMISSION LIMITED</w:t>
       </w:r>
     </w:p>
     <w:p>
@@ -569,6 +389,148 @@
                 <w:sz w:val="18"/>
                 <w:u w:val="none"/>
               </w:rPr>
+              <w:t>ALTIS ENERGY SYSTEMS LIMITED</w:t>
+            </w:r>
+          </w:p>
+        </w:tc>
+        <w:tc>
+          <w:tcPr>
+            <w:tcW w:type="dxa" w:w="1814"/>
+            <w:shd w:val="clear" w:color="auto" w:fill="FFFFFF"/>
+            <w:tcBorders>
+              <w:top w:val="single" w:sz="4" w:space="0" w:color="000000"/>
+              <w:left w:val="single" w:sz="4" w:space="0" w:color="000000"/>
+              <w:bottom w:val="single" w:sz="4" w:space="0" w:color="000000"/>
+              <w:right w:val="single" w:sz="4" w:space="0" w:color="000000"/>
+            </w:tcBorders>
+            <w:vAlign w:val="center"/>
+          </w:tcPr>
+          <w:p>
+            <w:pPr>
+              <w:spacing w:before="40" w:after="40"/>
+              <w:jc w:val="left"/>
+            </w:pPr>
+            <w:r>
+              <w:rPr>
+                <w:rFonts w:ascii="Adani" w:hAnsi="Adani"/>
+                <w:b w:val="0"/>
+                <w:sz w:val="18"/>
+                <w:u w:val="none"/>
+              </w:rPr>
+              <w:t>Director</w:t>
+            </w:r>
+          </w:p>
+        </w:tc>
+        <w:tc>
+          <w:tcPr>
+            <w:tcW w:type="dxa" w:w="1020"/>
+            <w:shd w:val="clear" w:color="auto" w:fill="FFFFFF"/>
+            <w:tcBorders>
+              <w:top w:val="single" w:sz="4" w:space="0" w:color="000000"/>
+              <w:left w:val="single" w:sz="4" w:space="0" w:color="000000"/>
+              <w:bottom w:val="single" w:sz="4" w:space="0" w:color="000000"/>
+              <w:right w:val="single" w:sz="4" w:space="0" w:color="000000"/>
+            </w:tcBorders>
+            <w:vAlign w:val="center"/>
+          </w:tcPr>
+          <w:p>
+            <w:pPr>
+              <w:spacing w:before="40" w:after="40"/>
+              <w:jc w:val="left"/>
+            </w:pPr>
+            <w:r>
+              <w:rPr>
+                <w:rFonts w:ascii="Adani" w:hAnsi="Adani"/>
+                <w:b w:val="0"/>
+                <w:sz w:val="18"/>
+                <w:u w:val="none"/>
+              </w:rPr>
+              <w:t>NIL</w:t>
+            </w:r>
+          </w:p>
+        </w:tc>
+        <w:tc>
+          <w:tcPr>
+            <w:tcW w:type="dxa" w:w="1247"/>
+            <w:shd w:val="clear" w:color="auto" w:fill="FFFFFF"/>
+            <w:tcBorders>
+              <w:top w:val="single" w:sz="4" w:space="0" w:color="000000"/>
+              <w:left w:val="single" w:sz="4" w:space="0" w:color="000000"/>
+              <w:bottom w:val="single" w:sz="4" w:space="0" w:color="000000"/>
+              <w:right w:val="single" w:sz="4" w:space="0" w:color="000000"/>
+            </w:tcBorders>
+            <w:vAlign w:val="center"/>
+          </w:tcPr>
+          <w:p>
+            <w:pPr>
+              <w:spacing w:before="40" w:after="40"/>
+              <w:jc w:val="left"/>
+            </w:pPr>
+            <w:r>
+              <w:rPr>
+                <w:rFonts w:ascii="Adani" w:hAnsi="Adani"/>
+                <w:b w:val="0"/>
+                <w:sz w:val="18"/>
+                <w:u w:val="none"/>
+              </w:rPr>
+              <w:t>10/04/2026</w:t>
+            </w:r>
+          </w:p>
+        </w:tc>
+      </w:tr>
+      <w:tr>
+        <w:tc>
+          <w:tcPr>
+            <w:tcW w:type="dxa" w:w="680"/>
+            <w:shd w:val="clear" w:color="auto" w:fill="FFFFFF"/>
+            <w:tcBorders>
+              <w:top w:val="single" w:sz="4" w:space="0" w:color="000000"/>
+              <w:left w:val="single" w:sz="4" w:space="0" w:color="000000"/>
+              <w:bottom w:val="single" w:sz="4" w:space="0" w:color="000000"/>
+              <w:right w:val="single" w:sz="4" w:space="0" w:color="000000"/>
+            </w:tcBorders>
+            <w:vAlign w:val="center"/>
+          </w:tcPr>
+          <w:p>
+            <w:pPr>
+              <w:spacing w:before="40" w:after="40"/>
+              <w:jc w:val="left"/>
+            </w:pPr>
+            <w:r>
+              <w:rPr>
+                <w:rFonts w:ascii="Adani" w:hAnsi="Adani"/>
+                <w:b w:val="0"/>
+                <w:sz w:val="18"/>
+                <w:u w:val="none"/>
+              </w:rPr>
+              <w:t>2</w:t>
+            </w:r>
+          </w:p>
+        </w:tc>
+        <w:tc>
+          <w:tcPr>
+            <w:tcW w:type="dxa" w:w="3969"/>
+            <w:shd w:val="clear" w:color="auto" w:fill="FFFFFF"/>
+            <w:tcBorders>
+              <w:top w:val="single" w:sz="4" w:space="0" w:color="000000"/>
+              <w:left w:val="single" w:sz="4" w:space="0" w:color="000000"/>
+              <w:bottom w:val="single" w:sz="4" w:space="0" w:color="000000"/>
+              <w:right w:val="single" w:sz="4" w:space="0" w:color="000000"/>
+            </w:tcBorders>
+            <w:vAlign w:val="center"/>
+          </w:tcPr>
+          <w:p>
+            <w:pPr>
+              <w:spacing w:before="40" w:after="40"/>
+              <w:jc w:val="left"/>
+            </w:pPr>
+            <w:r>
+              <w:rPr>
+                <w:rFonts w:ascii="Adani" w:hAnsi="Adani"/>
+                <w:b w:val="0"/>
+                <w:sz w:val="18"/>
+                <w:u w:val="none"/>
+              </w:rPr>
               <w:t>SOUTH KALAMB POWER TRANSMISSION LIMITED</w:t>
             </w:r>
           </w:p>
@@ -683,7 +645,7 @@
                 <w:sz w:val="18"/>
                 <w:u w:val="none"/>
               </w:rPr>
-              <w:t>2</w:t>
+              <w:t>3</w:t>
             </w:r>
           </w:p>
         </w:tc>
@@ -825,7 +787,7 @@
                 <w:sz w:val="18"/>
                 <w:u w:val="none"/>
               </w:rPr>
-              <w:t>3</w:t>
+              <w:t>4</w:t>
             </w:r>
           </w:p>
         </w:tc>
@@ -967,7 +929,7 @@
                 <w:sz w:val="18"/>
                 <w:u w:val="none"/>
               </w:rPr>
-              <w:t>4</w:t>
+              <w:t>5</w:t>
             </w:r>
           </w:p>
         </w:tc>
@@ -1109,7 +1071,7 @@
                 <w:sz w:val="18"/>
                 <w:u w:val="none"/>
               </w:rPr>
-              <w:t>5</w:t>
+              <w:t>6</w:t>
             </w:r>
           </w:p>
         </w:tc>
@@ -1251,7 +1213,7 @@
                 <w:sz w:val="18"/>
                 <w:u w:val="none"/>
               </w:rPr>
-              <w:t>6</w:t>
+              <w:t>7</w:t>
             </w:r>
           </w:p>
         </w:tc>
@@ -1393,7 +1355,7 @@
                 <w:sz w:val="18"/>
                 <w:u w:val="none"/>
               </w:rPr>
-              <w:t>7</w:t>
+              <w:t>8</w:t>
             </w:r>
           </w:p>
         </w:tc>
@@ -1535,7 +1497,7 @@
                 <w:sz w:val="18"/>
                 <w:u w:val="none"/>
               </w:rPr>
-              <w:t>8</w:t>
+              <w:t>9</w:t>
             </w:r>
           </w:p>
         </w:tc>
@@ -1677,433 +1639,7 @@
                 <w:sz w:val="18"/>
                 <w:u w:val="none"/>
               </w:rPr>
-              <w:t>9</w:t>
-            </w:r>
-          </w:p>
-        </w:tc>
-        <w:tc>
-          <w:tcPr>
-            <w:tcW w:type="dxa" w:w="3969"/>
-            <w:shd w:val="clear" w:color="auto" w:fill="FFFFFF"/>
-            <w:tcBorders>
-              <w:top w:val="single" w:sz="4" w:space="0" w:color="000000"/>
-              <w:left w:val="single" w:sz="4" w:space="0" w:color="000000"/>
-              <w:bottom w:val="single" w:sz="4" w:space="0" w:color="000000"/>
-              <w:right w:val="single" w:sz="4" w:space="0" w:color="000000"/>
-            </w:tcBorders>
-            <w:vAlign w:val="center"/>
-          </w:tcPr>
-          <w:p>
-            <w:pPr>
-              <w:spacing w:before="40" w:after="40"/>
-              <w:jc w:val="left"/>
-            </w:pPr>
-            <w:r>
-              <w:rPr>
-                <w:rFonts w:ascii="Adani" w:hAnsi="Adani"/>
-                <w:b w:val="0"/>
-                <w:sz w:val="18"/>
-                <w:u w:val="none"/>
-              </w:rPr>
-              <w:t>HADOTI POWER TRANSMISSION SERVICE LIMITED</w:t>
-            </w:r>
-          </w:p>
-        </w:tc>
-        <w:tc>
-          <w:tcPr>
-            <w:tcW w:type="dxa" w:w="1814"/>
-            <w:shd w:val="clear" w:color="auto" w:fill="FFFFFF"/>
-            <w:tcBorders>
-              <w:top w:val="single" w:sz="4" w:space="0" w:color="000000"/>
-              <w:left w:val="single" w:sz="4" w:space="0" w:color="000000"/>
-              <w:bottom w:val="single" w:sz="4" w:space="0" w:color="000000"/>
-              <w:right w:val="single" w:sz="4" w:space="0" w:color="000000"/>
-            </w:tcBorders>
-            <w:vAlign w:val="center"/>
-          </w:tcPr>
-          <w:p>
-            <w:pPr>
-              <w:spacing w:before="40" w:after="40"/>
-              <w:jc w:val="left"/>
-            </w:pPr>
-            <w:r>
-              <w:rPr>
-                <w:rFonts w:ascii="Adani" w:hAnsi="Adani"/>
-                <w:b w:val="0"/>
-                <w:sz w:val="18"/>
-                <w:u w:val="none"/>
-              </w:rPr>
-              <w:t>Wholetime Director</w:t>
-            </w:r>
-          </w:p>
-        </w:tc>
-        <w:tc>
-          <w:tcPr>
-            <w:tcW w:type="dxa" w:w="1020"/>
-            <w:shd w:val="clear" w:color="auto" w:fill="FFFFFF"/>
-            <w:tcBorders>
-              <w:top w:val="single" w:sz="4" w:space="0" w:color="000000"/>
-              <w:left w:val="single" w:sz="4" w:space="0" w:color="000000"/>
-              <w:bottom w:val="single" w:sz="4" w:space="0" w:color="000000"/>
-              <w:right w:val="single" w:sz="4" w:space="0" w:color="000000"/>
-            </w:tcBorders>
-            <w:vAlign w:val="center"/>
-          </w:tcPr>
-          <w:p>
-            <w:pPr>
-              <w:spacing w:before="40" w:after="40"/>
-              <w:jc w:val="left"/>
-            </w:pPr>
-            <w:r>
-              <w:rPr>
-                <w:rFonts w:ascii="Adani" w:hAnsi="Adani"/>
-                <w:b w:val="0"/>
-                <w:sz w:val="18"/>
-                <w:u w:val="none"/>
-              </w:rPr>
-              <w:t>NIL</w:t>
-            </w:r>
-          </w:p>
-        </w:tc>
-        <w:tc>
-          <w:tcPr>
-            <w:tcW w:type="dxa" w:w="1247"/>
-            <w:shd w:val="clear" w:color="auto" w:fill="FFFFFF"/>
-            <w:tcBorders>
-              <w:top w:val="single" w:sz="4" w:space="0" w:color="000000"/>
-              <w:left w:val="single" w:sz="4" w:space="0" w:color="000000"/>
-              <w:bottom w:val="single" w:sz="4" w:space="0" w:color="000000"/>
-              <w:right w:val="single" w:sz="4" w:space="0" w:color="000000"/>
-            </w:tcBorders>
-            <w:vAlign w:val="center"/>
-          </w:tcPr>
-          <w:p>
-            <w:pPr>
-              <w:spacing w:before="40" w:after="40"/>
-              <w:jc w:val="left"/>
-            </w:pPr>
-            <w:r>
-              <w:rPr>
-                <w:rFonts w:ascii="Adani" w:hAnsi="Adani"/>
-                <w:b w:val="0"/>
-                <w:sz w:val="18"/>
-                <w:u w:val="none"/>
-              </w:rPr>
-              <w:t>14/10/2019</w:t>
-            </w:r>
-          </w:p>
-        </w:tc>
-      </w:tr>
-      <w:tr>
-        <w:tc>
-          <w:tcPr>
-            <w:tcW w:type="dxa" w:w="680"/>
-            <w:shd w:val="clear" w:color="auto" w:fill="FFFFFF"/>
-            <w:tcBorders>
-              <w:top w:val="single" w:sz="4" w:space="0" w:color="000000"/>
-              <w:left w:val="single" w:sz="4" w:space="0" w:color="000000"/>
-              <w:bottom w:val="single" w:sz="4" w:space="0" w:color="000000"/>
-              <w:right w:val="single" w:sz="4" w:space="0" w:color="000000"/>
-            </w:tcBorders>
-            <w:vAlign w:val="center"/>
-          </w:tcPr>
-          <w:p>
-            <w:pPr>
-              <w:spacing w:before="40" w:after="40"/>
-              <w:jc w:val="left"/>
-            </w:pPr>
-            <w:r>
-              <w:rPr>
-                <w:rFonts w:ascii="Adani" w:hAnsi="Adani"/>
-                <w:b w:val="0"/>
-                <w:sz w:val="18"/>
-                <w:u w:val="none"/>
-              </w:rPr>
               <w:t>10</w:t>
-            </w:r>
-          </w:p>
-        </w:tc>
-        <w:tc>
-          <w:tcPr>
-            <w:tcW w:type="dxa" w:w="3969"/>
-            <w:shd w:val="clear" w:color="auto" w:fill="FFFFFF"/>
-            <w:tcBorders>
-              <w:top w:val="single" w:sz="4" w:space="0" w:color="000000"/>
-              <w:left w:val="single" w:sz="4" w:space="0" w:color="000000"/>
-              <w:bottom w:val="single" w:sz="4" w:space="0" w:color="000000"/>
-              <w:right w:val="single" w:sz="4" w:space="0" w:color="000000"/>
-            </w:tcBorders>
-            <w:vAlign w:val="center"/>
-          </w:tcPr>
-          <w:p>
-            <w:pPr>
-              <w:spacing w:before="40" w:after="40"/>
-              <w:jc w:val="left"/>
-            </w:pPr>
-            <w:r>
-              <w:rPr>
-                <w:rFonts w:ascii="Adani" w:hAnsi="Adani"/>
-                <w:b w:val="0"/>
-                <w:sz w:val="18"/>
-                <w:u w:val="none"/>
-              </w:rPr>
-              <w:t>THAR POWER TRANSMISSION SERVICE LIMITED</w:t>
-            </w:r>
-          </w:p>
-        </w:tc>
-        <w:tc>
-          <w:tcPr>
-            <w:tcW w:type="dxa" w:w="1814"/>
-            <w:shd w:val="clear" w:color="auto" w:fill="FFFFFF"/>
-            <w:tcBorders>
-              <w:top w:val="single" w:sz="4" w:space="0" w:color="000000"/>
-              <w:left w:val="single" w:sz="4" w:space="0" w:color="000000"/>
-              <w:bottom w:val="single" w:sz="4" w:space="0" w:color="000000"/>
-              <w:right w:val="single" w:sz="4" w:space="0" w:color="000000"/>
-            </w:tcBorders>
-            <w:vAlign w:val="center"/>
-          </w:tcPr>
-          <w:p>
-            <w:pPr>
-              <w:spacing w:before="40" w:after="40"/>
-              <w:jc w:val="left"/>
-            </w:pPr>
-            <w:r>
-              <w:rPr>
-                <w:rFonts w:ascii="Adani" w:hAnsi="Adani"/>
-                <w:b w:val="0"/>
-                <w:sz w:val="18"/>
-                <w:u w:val="none"/>
-              </w:rPr>
-              <w:t>Additional Director</w:t>
-            </w:r>
-          </w:p>
-        </w:tc>
-        <w:tc>
-          <w:tcPr>
-            <w:tcW w:type="dxa" w:w="1020"/>
-            <w:shd w:val="clear" w:color="auto" w:fill="FFFFFF"/>
-            <w:tcBorders>
-              <w:top w:val="single" w:sz="4" w:space="0" w:color="000000"/>
-              <w:left w:val="single" w:sz="4" w:space="0" w:color="000000"/>
-              <w:bottom w:val="single" w:sz="4" w:space="0" w:color="000000"/>
-              <w:right w:val="single" w:sz="4" w:space="0" w:color="000000"/>
-            </w:tcBorders>
-            <w:vAlign w:val="center"/>
-          </w:tcPr>
-          <w:p>
-            <w:pPr>
-              <w:spacing w:before="40" w:after="40"/>
-              <w:jc w:val="left"/>
-            </w:pPr>
-            <w:r>
-              <w:rPr>
-                <w:rFonts w:ascii="Adani" w:hAnsi="Adani"/>
-                <w:b w:val="0"/>
-                <w:sz w:val="18"/>
-                <w:u w:val="none"/>
-              </w:rPr>
-              <w:t>NIL</w:t>
-            </w:r>
-          </w:p>
-        </w:tc>
-        <w:tc>
-          <w:tcPr>
-            <w:tcW w:type="dxa" w:w="1247"/>
-            <w:shd w:val="clear" w:color="auto" w:fill="FFFFFF"/>
-            <w:tcBorders>
-              <w:top w:val="single" w:sz="4" w:space="0" w:color="000000"/>
-              <w:left w:val="single" w:sz="4" w:space="0" w:color="000000"/>
-              <w:bottom w:val="single" w:sz="4" w:space="0" w:color="000000"/>
-              <w:right w:val="single" w:sz="4" w:space="0" w:color="000000"/>
-            </w:tcBorders>
-            <w:vAlign w:val="center"/>
-          </w:tcPr>
-          <w:p>
-            <w:pPr>
-              <w:spacing w:before="40" w:after="40"/>
-              <w:jc w:val="left"/>
-            </w:pPr>
-            <w:r>
-              <w:rPr>
-                <w:rFonts w:ascii="Adani" w:hAnsi="Adani"/>
-                <w:b w:val="0"/>
-                <w:sz w:val="18"/>
-                <w:u w:val="none"/>
-              </w:rPr>
-              <w:t>14/10/2019</w:t>
-            </w:r>
-          </w:p>
-        </w:tc>
-      </w:tr>
-      <w:tr>
-        <w:tc>
-          <w:tcPr>
-            <w:tcW w:type="dxa" w:w="680"/>
-            <w:shd w:val="clear" w:color="auto" w:fill="FFFFFF"/>
-            <w:tcBorders>
-              <w:top w:val="single" w:sz="4" w:space="0" w:color="000000"/>
-              <w:left w:val="single" w:sz="4" w:space="0" w:color="000000"/>
-              <w:bottom w:val="single" w:sz="4" w:space="0" w:color="000000"/>
-              <w:right w:val="single" w:sz="4" w:space="0" w:color="000000"/>
-            </w:tcBorders>
-            <w:vAlign w:val="center"/>
-          </w:tcPr>
-          <w:p>
-            <w:pPr>
-              <w:spacing w:before="40" w:after="40"/>
-              <w:jc w:val="left"/>
-            </w:pPr>
-            <w:r>
-              <w:rPr>
-                <w:rFonts w:ascii="Adani" w:hAnsi="Adani"/>
-                <w:b w:val="0"/>
-                <w:sz w:val="18"/>
-                <w:u w:val="none"/>
-              </w:rPr>
-              <w:t>11</w:t>
-            </w:r>
-          </w:p>
-        </w:tc>
-        <w:tc>
-          <w:tcPr>
-            <w:tcW w:type="dxa" w:w="3969"/>
-            <w:shd w:val="clear" w:color="auto" w:fill="FFFFFF"/>
-            <w:tcBorders>
-              <w:top w:val="single" w:sz="4" w:space="0" w:color="000000"/>
-              <w:left w:val="single" w:sz="4" w:space="0" w:color="000000"/>
-              <w:bottom w:val="single" w:sz="4" w:space="0" w:color="000000"/>
-              <w:right w:val="single" w:sz="4" w:space="0" w:color="000000"/>
-            </w:tcBorders>
-            <w:vAlign w:val="center"/>
-          </w:tcPr>
-          <w:p>
-            <w:pPr>
-              <w:spacing w:before="40" w:after="40"/>
-              <w:jc w:val="left"/>
-            </w:pPr>
-            <w:r>
-              <w:rPr>
-                <w:rFonts w:ascii="Adani" w:hAnsi="Adani"/>
-                <w:b w:val="0"/>
-                <w:sz w:val="18"/>
-                <w:u w:val="none"/>
-              </w:rPr>
-              <w:t>BARMER POWER TRANSMISSION SERVICE LIMITED</w:t>
-            </w:r>
-          </w:p>
-        </w:tc>
-        <w:tc>
-          <w:tcPr>
-            <w:tcW w:type="dxa" w:w="1814"/>
-            <w:shd w:val="clear" w:color="auto" w:fill="FFFFFF"/>
-            <w:tcBorders>
-              <w:top w:val="single" w:sz="4" w:space="0" w:color="000000"/>
-              <w:left w:val="single" w:sz="4" w:space="0" w:color="000000"/>
-              <w:bottom w:val="single" w:sz="4" w:space="0" w:color="000000"/>
-              <w:right w:val="single" w:sz="4" w:space="0" w:color="000000"/>
-            </w:tcBorders>
-            <w:vAlign w:val="center"/>
-          </w:tcPr>
-          <w:p>
-            <w:pPr>
-              <w:spacing w:before="40" w:after="40"/>
-              <w:jc w:val="left"/>
-            </w:pPr>
-            <w:r>
-              <w:rPr>
-                <w:rFonts w:ascii="Adani" w:hAnsi="Adani"/>
-                <w:b w:val="0"/>
-                <w:sz w:val="18"/>
-                <w:u w:val="none"/>
-              </w:rPr>
-              <w:t>Additional Director</w:t>
-            </w:r>
-          </w:p>
-        </w:tc>
-        <w:tc>
-          <w:tcPr>
-            <w:tcW w:type="dxa" w:w="1020"/>
-            <w:shd w:val="clear" w:color="auto" w:fill="FFFFFF"/>
-            <w:tcBorders>
-              <w:top w:val="single" w:sz="4" w:space="0" w:color="000000"/>
-              <w:left w:val="single" w:sz="4" w:space="0" w:color="000000"/>
-              <w:bottom w:val="single" w:sz="4" w:space="0" w:color="000000"/>
-              <w:right w:val="single" w:sz="4" w:space="0" w:color="000000"/>
-            </w:tcBorders>
-            <w:vAlign w:val="center"/>
-          </w:tcPr>
-          <w:p>
-            <w:pPr>
-              <w:spacing w:before="40" w:after="40"/>
-              <w:jc w:val="left"/>
-            </w:pPr>
-            <w:r>
-              <w:rPr>
-                <w:rFonts w:ascii="Adani" w:hAnsi="Adani"/>
-                <w:b w:val="0"/>
-                <w:sz w:val="18"/>
-                <w:u w:val="none"/>
-              </w:rPr>
-              <w:t>NIL</w:t>
-            </w:r>
-          </w:p>
-        </w:tc>
-        <w:tc>
-          <w:tcPr>
-            <w:tcW w:type="dxa" w:w="1247"/>
-            <w:shd w:val="clear" w:color="auto" w:fill="FFFFFF"/>
-            <w:tcBorders>
-              <w:top w:val="single" w:sz="4" w:space="0" w:color="000000"/>
-              <w:left w:val="single" w:sz="4" w:space="0" w:color="000000"/>
-              <w:bottom w:val="single" w:sz="4" w:space="0" w:color="000000"/>
-              <w:right w:val="single" w:sz="4" w:space="0" w:color="000000"/>
-            </w:tcBorders>
-            <w:vAlign w:val="center"/>
-          </w:tcPr>
-          <w:p>
-            <w:pPr>
-              <w:spacing w:before="40" w:after="40"/>
-              <w:jc w:val="left"/>
-            </w:pPr>
-            <w:r>
-              <w:rPr>
-                <w:rFonts w:ascii="Adani" w:hAnsi="Adani"/>
-                <w:b w:val="0"/>
-                <w:sz w:val="18"/>
-                <w:u w:val="none"/>
-              </w:rPr>
-              <w:t>14/10/2019</w:t>
-            </w:r>
-          </w:p>
-        </w:tc>
-      </w:tr>
-      <w:tr>
-        <w:tc>
-          <w:tcPr>
-            <w:tcW w:type="dxa" w:w="680"/>
-            <w:shd w:val="clear" w:color="auto" w:fill="FFFFFF"/>
-            <w:tcBorders>
-              <w:top w:val="single" w:sz="4" w:space="0" w:color="000000"/>
-              <w:left w:val="single" w:sz="4" w:space="0" w:color="000000"/>
-              <w:bottom w:val="single" w:sz="4" w:space="0" w:color="000000"/>
-              <w:right w:val="single" w:sz="4" w:space="0" w:color="000000"/>
-            </w:tcBorders>
-            <w:vAlign w:val="center"/>
-          </w:tcPr>
-          <w:p>
-            <w:pPr>
-              <w:spacing w:before="40" w:after="40"/>
-              <w:jc w:val="left"/>
-            </w:pPr>
-            <w:r>
-              <w:rPr>
-                <w:rFonts w:ascii="Adani" w:hAnsi="Adani"/>
-                <w:b w:val="0"/>
-                <w:sz w:val="18"/>
-                <w:u w:val="none"/>
-              </w:rPr>
-              <w:t>12</w:t>
             </w:r>
           </w:p>
         </w:tc>
@@ -2216,148 +1752,6 @@
                 <w:u w:val="none"/>
               </w:rPr>
               <w:t>14/10/2019</w:t>
-            </w:r>
-          </w:p>
-        </w:tc>
-      </w:tr>
-      <w:tr>
-        <w:tc>
-          <w:tcPr>
-            <w:tcW w:type="dxa" w:w="680"/>
-            <w:shd w:val="clear" w:color="auto" w:fill="FFFFFF"/>
-            <w:tcBorders>
-              <w:top w:val="single" w:sz="4" w:space="0" w:color="000000"/>
-              <w:left w:val="single" w:sz="4" w:space="0" w:color="000000"/>
-              <w:bottom w:val="single" w:sz="4" w:space="0" w:color="000000"/>
-              <w:right w:val="single" w:sz="4" w:space="0" w:color="000000"/>
-            </w:tcBorders>
-            <w:vAlign w:val="center"/>
-          </w:tcPr>
-          <w:p>
-            <w:pPr>
-              <w:spacing w:before="40" w:after="40"/>
-              <w:jc w:val="left"/>
-            </w:pPr>
-            <w:r>
-              <w:rPr>
-                <w:rFonts w:ascii="Adani" w:hAnsi="Adani"/>
-                <w:b w:val="0"/>
-                <w:sz w:val="18"/>
-                <w:u w:val="none"/>
-              </w:rPr>
-              <w:t>13</w:t>
-            </w:r>
-          </w:p>
-        </w:tc>
-        <w:tc>
-          <w:tcPr>
-            <w:tcW w:type="dxa" w:w="3969"/>
-            <w:shd w:val="clear" w:color="auto" w:fill="FFFFFF"/>
-            <w:tcBorders>
-              <w:top w:val="single" w:sz="4" w:space="0" w:color="000000"/>
-              <w:left w:val="single" w:sz="4" w:space="0" w:color="000000"/>
-              <w:bottom w:val="single" w:sz="4" w:space="0" w:color="000000"/>
-              <w:right w:val="single" w:sz="4" w:space="0" w:color="000000"/>
-            </w:tcBorders>
-            <w:vAlign w:val="center"/>
-          </w:tcPr>
-          <w:p>
-            <w:pPr>
-              <w:spacing w:before="40" w:after="40"/>
-              <w:jc w:val="left"/>
-            </w:pPr>
-            <w:r>
-              <w:rPr>
-                <w:rFonts w:ascii="Adani" w:hAnsi="Adani"/>
-                <w:b w:val="0"/>
-                <w:sz w:val="18"/>
-                <w:u w:val="none"/>
-              </w:rPr>
-              <w:t>BIKANER-KHETRI TRANSMISSION LIMITED</w:t>
-            </w:r>
-          </w:p>
-        </w:tc>
-        <w:tc>
-          <w:tcPr>
-            <w:tcW w:type="dxa" w:w="1814"/>
-            <w:shd w:val="clear" w:color="auto" w:fill="FFFFFF"/>
-            <w:tcBorders>
-              <w:top w:val="single" w:sz="4" w:space="0" w:color="000000"/>
-              <w:left w:val="single" w:sz="4" w:space="0" w:color="000000"/>
-              <w:bottom w:val="single" w:sz="4" w:space="0" w:color="000000"/>
-              <w:right w:val="single" w:sz="4" w:space="0" w:color="000000"/>
-            </w:tcBorders>
-            <w:vAlign w:val="center"/>
-          </w:tcPr>
-          <w:p>
-            <w:pPr>
-              <w:spacing w:before="40" w:after="40"/>
-              <w:jc w:val="left"/>
-            </w:pPr>
-            <w:r>
-              <w:rPr>
-                <w:rFonts w:ascii="Adani" w:hAnsi="Adani"/>
-                <w:b w:val="0"/>
-                <w:sz w:val="18"/>
-                <w:u w:val="none"/>
-              </w:rPr>
-              <w:t>Additional Director</w:t>
-            </w:r>
-          </w:p>
-        </w:tc>
-        <w:tc>
-          <w:tcPr>
-            <w:tcW w:type="dxa" w:w="1020"/>
-            <w:shd w:val="clear" w:color="auto" w:fill="FFFFFF"/>
-            <w:tcBorders>
-              <w:top w:val="single" w:sz="4" w:space="0" w:color="000000"/>
-              <w:left w:val="single" w:sz="4" w:space="0" w:color="000000"/>
-              <w:bottom w:val="single" w:sz="4" w:space="0" w:color="000000"/>
-              <w:right w:val="single" w:sz="4" w:space="0" w:color="000000"/>
-            </w:tcBorders>
-            <w:vAlign w:val="center"/>
-          </w:tcPr>
-          <w:p>
-            <w:pPr>
-              <w:spacing w:before="40" w:after="40"/>
-              <w:jc w:val="left"/>
-            </w:pPr>
-            <w:r>
-              <w:rPr>
-                <w:rFonts w:ascii="Adani" w:hAnsi="Adani"/>
-                <w:b w:val="0"/>
-                <w:sz w:val="18"/>
-                <w:u w:val="none"/>
-              </w:rPr>
-              <w:t>NIL</w:t>
-            </w:r>
-          </w:p>
-        </w:tc>
-        <w:tc>
-          <w:tcPr>
-            <w:tcW w:type="dxa" w:w="1247"/>
-            <w:shd w:val="clear" w:color="auto" w:fill="FFFFFF"/>
-            <w:tcBorders>
-              <w:top w:val="single" w:sz="4" w:space="0" w:color="000000"/>
-              <w:left w:val="single" w:sz="4" w:space="0" w:color="000000"/>
-              <w:bottom w:val="single" w:sz="4" w:space="0" w:color="000000"/>
-              <w:right w:val="single" w:sz="4" w:space="0" w:color="000000"/>
-            </w:tcBorders>
-            <w:vAlign w:val="center"/>
-          </w:tcPr>
-          <w:p>
-            <w:pPr>
-              <w:spacing w:before="40" w:after="40"/>
-              <w:jc w:val="left"/>
-            </w:pPr>
-            <w:r>
-              <w:rPr>
-                <w:rFonts w:ascii="Adani" w:hAnsi="Adani"/>
-                <w:b w:val="0"/>
-                <w:sz w:val="18"/>
-                <w:u w:val="none"/>
-              </w:rPr>
-              <w:t>19/09/2019</w:t>
             </w:r>
           </w:p>
         </w:tc>
@@ -2594,7 +1988,7 @@
                 <w:sz w:val="18"/>
                 <w:u w:val="none"/>
               </w:rPr>
-              <w:t>Date:   07th May, 2026</w:t>
+              <w:t>Date:   15th May, 2026</w:t>
             </w:r>
           </w:p>
         </w:tc>
@@ -2860,174 +2254,441 @@
         <w:t>:</w:t>
       </w:r>
     </w:p>
-    <w:p>
-      <w:pPr>
-        <w:pStyle w:val="ListNumber"/>
-        <w:spacing w:before="0" w:after="40"/>
-        <w:ind w:left="720"/>
-      </w:pPr>
-      <w:r>
-        <w:rPr>
-          <w:rFonts w:ascii="Adani" w:hAnsi="Adani"/>
-          <w:b w:val="0"/>
-          <w:sz w:val="20"/>
-          <w:u w:val="none"/>
-        </w:rPr>
-        <w:t>Father</w:t>
-        <w:tab/>
-        <w:tab/>
-        <w:t>:</w:t>
-        <w:tab/>
-        <w:t>NIL</w:t>
-      </w:r>
-    </w:p>
-    <w:p>
-      <w:pPr>
-        <w:pStyle w:val="ListNumber"/>
-        <w:spacing w:before="0" w:after="40"/>
-        <w:ind w:left="720"/>
-      </w:pPr>
-      <w:r>
-        <w:rPr>
-          <w:rFonts w:ascii="Adani" w:hAnsi="Adani"/>
-          <w:b w:val="0"/>
-          <w:sz w:val="20"/>
-          <w:u w:val="none"/>
-        </w:rPr>
-        <w:t>Mother</w:t>
-        <w:tab/>
-        <w:tab/>
-        <w:t>:</w:t>
-        <w:tab/>
-        <w:t>NIL</w:t>
-      </w:r>
-    </w:p>
-    <w:p>
-      <w:pPr>
-        <w:pStyle w:val="ListNumber"/>
-        <w:spacing w:before="0" w:after="40"/>
-        <w:ind w:left="720"/>
-      </w:pPr>
-      <w:r>
-        <w:rPr>
-          <w:rFonts w:ascii="Adani" w:hAnsi="Adani"/>
-          <w:b w:val="0"/>
-          <w:sz w:val="20"/>
-          <w:u w:val="none"/>
-        </w:rPr>
-        <w:t>Son</w:t>
-        <w:tab/>
-        <w:tab/>
-        <w:t>:</w:t>
-        <w:tab/>
-        <w:t>NIL</w:t>
-      </w:r>
-    </w:p>
-    <w:p>
-      <w:pPr>
-        <w:pStyle w:val="ListNumber"/>
-        <w:spacing w:before="0" w:after="40"/>
-        <w:ind w:left="720"/>
-      </w:pPr>
-      <w:r>
-        <w:rPr>
-          <w:rFonts w:ascii="Adani" w:hAnsi="Adani"/>
-          <w:b w:val="0"/>
-          <w:sz w:val="20"/>
-          <w:u w:val="none"/>
-        </w:rPr>
-        <w:t>Son's Wife</w:t>
-        <w:tab/>
-        <w:tab/>
-        <w:t>:</w:t>
-        <w:tab/>
-        <w:t>NIL</w:t>
-      </w:r>
-    </w:p>
-    <w:p>
-      <w:pPr>
-        <w:pStyle w:val="ListNumber"/>
-        <w:spacing w:before="0" w:after="40"/>
-        <w:ind w:left="720"/>
-      </w:pPr>
-      <w:r>
-        <w:rPr>
-          <w:rFonts w:ascii="Adani" w:hAnsi="Adani"/>
-          <w:b w:val="0"/>
-          <w:sz w:val="20"/>
-          <w:u w:val="none"/>
-        </w:rPr>
-        <w:t>Daughter</w:t>
-        <w:tab/>
-        <w:tab/>
-        <w:t>:</w:t>
-        <w:tab/>
-        <w:t>NIL</w:t>
-      </w:r>
-    </w:p>
-    <w:p>
-      <w:pPr>
-        <w:pStyle w:val="ListNumber"/>
-        <w:spacing w:before="0" w:after="40"/>
-        <w:ind w:left="720"/>
-      </w:pPr>
-      <w:r>
-        <w:rPr>
-          <w:rFonts w:ascii="Adani" w:hAnsi="Adani"/>
-          <w:b w:val="0"/>
-          <w:sz w:val="20"/>
-          <w:u w:val="none"/>
-        </w:rPr>
-        <w:t>Daughter's Husband</w:t>
-        <w:tab/>
-        <w:tab/>
-        <w:t>:</w:t>
-        <w:tab/>
-        <w:t>NIL</w:t>
-      </w:r>
-    </w:p>
-    <w:p>
-      <w:pPr>
-        <w:pStyle w:val="ListNumber"/>
-        <w:spacing w:before="0" w:after="40"/>
-        <w:ind w:left="720"/>
-      </w:pPr>
-      <w:r>
-        <w:rPr>
-          <w:rFonts w:ascii="Adani" w:hAnsi="Adani"/>
-          <w:b w:val="0"/>
-          <w:sz w:val="20"/>
-          <w:u w:val="none"/>
-        </w:rPr>
-        <w:t>Brother</w:t>
-        <w:tab/>
-        <w:tab/>
-        <w:t>:</w:t>
-        <w:tab/>
-        <w:t>NIL</w:t>
-      </w:r>
-    </w:p>
-    <w:p>
-      <w:pPr>
-        <w:pStyle w:val="ListNumber"/>
-        <w:spacing w:before="0" w:after="40"/>
-        <w:ind w:left="720"/>
-      </w:pPr>
-      <w:r>
-        <w:rPr>
-          <w:rFonts w:ascii="Adani" w:hAnsi="Adani"/>
-          <w:b w:val="0"/>
-          <w:sz w:val="20"/>
-          <w:u w:val="none"/>
-        </w:rPr>
-        <w:t>Sister</w:t>
-        <w:tab/>
-        <w:tab/>
-        <w:t>:</w:t>
-        <w:tab/>
-        <w:t>NIL</w:t>
-      </w:r>
-    </w:p>
+    <w:tbl>
+      <w:tblPr>
+        <w:tblW w:type="auto" w:w="0"/>
+        <w:jc w:val="left"/>
+        <w:tblLook w:firstColumn="1" w:firstRow="1" w:lastColumn="0" w:lastRow="0" w:noHBand="0" w:noVBand="1" w:val="04A0"/>
+      </w:tblPr>
+      <w:tblGrid>
+        <w:gridCol w:w="4536"/>
+        <w:gridCol w:w="4536"/>
+      </w:tblGrid>
+      <w:tr>
+        <w:tc>
+          <w:tcPr>
+            <w:tcW w:type="dxa" w:w="4536"/>
+            <w:tcBorders>
+              <w:top w:val="none"/>
+              <w:bottom w:val="none"/>
+              <w:left w:val="none"/>
+              <w:right w:val="none"/>
+            </w:tcBorders>
+          </w:tcPr>
+          <w:p>
+            <w:pPr>
+              <w:ind w:left="720"/>
+            </w:pPr>
+            <w:r>
+              <w:rPr>
+                <w:rFonts w:ascii="Adani" w:hAnsi="Adani"/>
+                <w:b w:val="0"/>
+                <w:sz w:val="20"/>
+                <w:u w:val="none"/>
+              </w:rPr>
+              <w:t>1.</w:t>
+              <w:tab/>
+              <w:t>Father</w:t>
+              <w:tab/>
+              <w:t>:</w:t>
+            </w:r>
+          </w:p>
+        </w:tc>
+        <w:tc>
+          <w:tcPr>
+            <w:tcW w:type="dxa" w:w="4536"/>
+            <w:tcBorders>
+              <w:top w:val="none"/>
+              <w:bottom w:val="none"/>
+              <w:left w:val="none"/>
+              <w:right w:val="none"/>
+            </w:tcBorders>
+          </w:tcPr>
+          <w:p>
+            <w:r>
+              <w:rPr>
+                <w:rFonts w:ascii="Adani" w:hAnsi="Adani"/>
+                <w:b w:val="0"/>
+                <w:sz w:val="20"/>
+                <w:u w:val="none"/>
+              </w:rPr>
+              <w:t>NIL</w:t>
+            </w:r>
+          </w:p>
+        </w:tc>
+      </w:tr>
+      <w:tr>
+        <w:tc>
+          <w:tcPr>
+            <w:tcW w:type="dxa" w:w="4536"/>
+            <w:tcBorders>
+              <w:top w:val="none"/>
+              <w:bottom w:val="none"/>
+              <w:left w:val="none"/>
+              <w:right w:val="none"/>
+            </w:tcBorders>
+          </w:tcPr>
+          <w:p>
+            <w:pPr>
+              <w:ind w:left="720"/>
+            </w:pPr>
+            <w:r>
+              <w:rPr>
+                <w:rFonts w:ascii="Adani" w:hAnsi="Adani"/>
+                <w:b w:val="0"/>
+                <w:sz w:val="20"/>
+                <w:u w:val="none"/>
+              </w:rPr>
+              <w:t>2.</w:t>
+              <w:tab/>
+              <w:t>Mother</w:t>
+              <w:tab/>
+              <w:t>:</w:t>
+            </w:r>
+          </w:p>
+        </w:tc>
+        <w:tc>
+          <w:tcPr>
+            <w:tcW w:type="dxa" w:w="4536"/>
+            <w:tcBorders>
+              <w:top w:val="none"/>
+              <w:bottom w:val="none"/>
+              <w:left w:val="none"/>
+              <w:right w:val="none"/>
+            </w:tcBorders>
+          </w:tcPr>
+          <w:p>
+            <w:r>
+              <w:rPr>
+                <w:rFonts w:ascii="Adani" w:hAnsi="Adani"/>
+                <w:b w:val="0"/>
+                <w:sz w:val="20"/>
+                <w:u w:val="none"/>
+              </w:rPr>
+              <w:t>NIL</w:t>
+            </w:r>
+          </w:p>
+        </w:tc>
+      </w:tr>
+      <w:tr>
+        <w:tc>
+          <w:tcPr>
+            <w:tcW w:type="dxa" w:w="4536"/>
+            <w:tcBorders>
+              <w:top w:val="none"/>
+              <w:bottom w:val="none"/>
+              <w:left w:val="none"/>
+              <w:right w:val="none"/>
+            </w:tcBorders>
+          </w:tcPr>
+          <w:p>
+            <w:pPr>
+              <w:ind w:left="720"/>
+            </w:pPr>
+            <w:r>
+              <w:rPr>
+                <w:rFonts w:ascii="Adani" w:hAnsi="Adani"/>
+                <w:b w:val="0"/>
+                <w:sz w:val="20"/>
+                <w:u w:val="none"/>
+              </w:rPr>
+              <w:t>3.</w:t>
+              <w:tab/>
+              <w:t>Son</w:t>
+              <w:tab/>
+              <w:t>:</w:t>
+            </w:r>
+          </w:p>
+        </w:tc>
+        <w:tc>
+          <w:tcPr>
+            <w:tcW w:type="dxa" w:w="4536"/>
+            <w:tcBorders>
+              <w:top w:val="none"/>
+              <w:bottom w:val="none"/>
+              <w:left w:val="none"/>
+              <w:right w:val="none"/>
+            </w:tcBorders>
+          </w:tcPr>
+          <w:p>
+            <w:r>
+              <w:rPr>
+                <w:rFonts w:ascii="Adani" w:hAnsi="Adani"/>
+                <w:b w:val="0"/>
+                <w:sz w:val="20"/>
+                <w:u w:val="none"/>
+              </w:rPr>
+              <w:t>NIL</w:t>
+            </w:r>
+          </w:p>
+        </w:tc>
+      </w:tr>
+      <w:tr>
+        <w:tc>
+          <w:tcPr>
+            <w:tcW w:type="dxa" w:w="4536"/>
+            <w:tcBorders>
+              <w:top w:val="none"/>
+              <w:bottom w:val="none"/>
+              <w:left w:val="none"/>
+              <w:right w:val="none"/>
+            </w:tcBorders>
+          </w:tcPr>
+          <w:p>
+            <w:pPr>
+              <w:ind w:left="720"/>
+            </w:pPr>
+            <w:r>
+              <w:rPr>
+                <w:rFonts w:ascii="Adani" w:hAnsi="Adani"/>
+                <w:b w:val="0"/>
+                <w:sz w:val="20"/>
+                <w:u w:val="none"/>
+              </w:rPr>
+              <w:t>4.</w:t>
+              <w:tab/>
+              <w:t>Son's Wife</w:t>
+              <w:tab/>
+              <w:t>:</w:t>
+            </w:r>
+          </w:p>
+        </w:tc>
+        <w:tc>
+          <w:tcPr>
+            <w:tcW w:type="dxa" w:w="4536"/>
+            <w:tcBorders>
+              <w:top w:val="none"/>
+              <w:bottom w:val="none"/>
+              <w:left w:val="none"/>
+              <w:right w:val="none"/>
+            </w:tcBorders>
+          </w:tcPr>
+          <w:p>
+            <w:r>
+              <w:rPr>
+                <w:rFonts w:ascii="Adani" w:hAnsi="Adani"/>
+                <w:b w:val="0"/>
+                <w:sz w:val="20"/>
+                <w:u w:val="none"/>
+              </w:rPr>
+              <w:t>NIL</w:t>
+            </w:r>
+          </w:p>
+        </w:tc>
+      </w:tr>
+      <w:tr>
+        <w:tc>
+          <w:tcPr>
+            <w:tcW w:type="dxa" w:w="4536"/>
+            <w:tcBorders>
+              <w:top w:val="none"/>
+              <w:bottom w:val="none"/>
+              <w:left w:val="none"/>
+              <w:right w:val="none"/>
+            </w:tcBorders>
+          </w:tcPr>
+          <w:p>
+            <w:pPr>
+              <w:ind w:left="720"/>
+            </w:pPr>
+            <w:r>
+              <w:rPr>
+                <w:rFonts w:ascii="Adani" w:hAnsi="Adani"/>
+                <w:b w:val="0"/>
+                <w:sz w:val="20"/>
+                <w:u w:val="none"/>
+              </w:rPr>
+              <w:t>5.</w:t>
+              <w:tab/>
+              <w:t>Daughter</w:t>
+              <w:tab/>
+              <w:t>:</w:t>
+            </w:r>
+          </w:p>
+        </w:tc>
+        <w:tc>
+          <w:tcPr>
+            <w:tcW w:type="dxa" w:w="4536"/>
+            <w:tcBorders>
+              <w:top w:val="none"/>
+              <w:bottom w:val="none"/>
+              <w:left w:val="none"/>
+              <w:right w:val="none"/>
+            </w:tcBorders>
+          </w:tcPr>
+          <w:p>
+            <w:r>
+              <w:rPr>
+                <w:rFonts w:ascii="Adani" w:hAnsi="Adani"/>
+                <w:b w:val="0"/>
+                <w:sz w:val="20"/>
+                <w:u w:val="none"/>
+              </w:rPr>
+              <w:t>NIL</w:t>
+            </w:r>
+          </w:p>
+        </w:tc>
+      </w:tr>
+      <w:tr>
+        <w:tc>
+          <w:tcPr>
+            <w:tcW w:type="dxa" w:w="4536"/>
+            <w:tcBorders>
+              <w:top w:val="none"/>
+              <w:bottom w:val="none"/>
+              <w:left w:val="none"/>
+              <w:right w:val="none"/>
+            </w:tcBorders>
+          </w:tcPr>
+          <w:p>
+            <w:pPr>
+              <w:ind w:left="720"/>
+            </w:pPr>
+            <w:r>
+              <w:rPr>
+                <w:rFonts w:ascii="Adani" w:hAnsi="Adani"/>
+                <w:b w:val="0"/>
+                <w:sz w:val="20"/>
+                <w:u w:val="none"/>
+              </w:rPr>
+              <w:t>6.</w:t>
+              <w:tab/>
+              <w:t>Daughter's Husband</w:t>
+              <w:tab/>
+              <w:t>:</w:t>
+            </w:r>
+          </w:p>
+        </w:tc>
+        <w:tc>
+          <w:tcPr>
+            <w:tcW w:type="dxa" w:w="4536"/>
+            <w:tcBorders>
+              <w:top w:val="none"/>
+              <w:bottom w:val="none"/>
+              <w:left w:val="none"/>
+              <w:right w:val="none"/>
+            </w:tcBorders>
+          </w:tcPr>
+          <w:p>
+            <w:r>
+              <w:rPr>
+                <w:rFonts w:ascii="Adani" w:hAnsi="Adani"/>
+                <w:b w:val="0"/>
+                <w:sz w:val="20"/>
+                <w:u w:val="none"/>
+              </w:rPr>
+              <w:t>NIL</w:t>
+            </w:r>
+          </w:p>
+        </w:tc>
+      </w:tr>
+      <w:tr>
+        <w:tc>
+          <w:tcPr>
+            <w:tcW w:type="dxa" w:w="4536"/>
+            <w:tcBorders>
+              <w:top w:val="none"/>
+              <w:bottom w:val="none"/>
+              <w:left w:val="none"/>
+              <w:right w:val="none"/>
+            </w:tcBorders>
+          </w:tcPr>
+          <w:p>
+            <w:pPr>
+              <w:ind w:left="720"/>
+            </w:pPr>
+            <w:r>
+              <w:rPr>
+                <w:rFonts w:ascii="Adani" w:hAnsi="Adani"/>
+                <w:b w:val="0"/>
+                <w:sz w:val="20"/>
+                <w:u w:val="none"/>
+              </w:rPr>
+              <w:t>7.</w:t>
+              <w:tab/>
+              <w:t>Brother</w:t>
+              <w:tab/>
+              <w:t>:</w:t>
+            </w:r>
+          </w:p>
+        </w:tc>
+        <w:tc>
+          <w:tcPr>
+            <w:tcW w:type="dxa" w:w="4536"/>
+            <w:tcBorders>
+              <w:top w:val="none"/>
+              <w:bottom w:val="none"/>
+              <w:left w:val="none"/>
+              <w:right w:val="none"/>
+            </w:tcBorders>
+          </w:tcPr>
+          <w:p>
+            <w:r>
+              <w:rPr>
+                <w:rFonts w:ascii="Adani" w:hAnsi="Adani"/>
+                <w:b w:val="0"/>
+                <w:sz w:val="20"/>
+                <w:u w:val="none"/>
+              </w:rPr>
+              <w:t>NIL</w:t>
+            </w:r>
+          </w:p>
+        </w:tc>
+      </w:tr>
+      <w:tr>
+        <w:tc>
+          <w:tcPr>
+            <w:tcW w:type="dxa" w:w="4536"/>
+            <w:tcBorders>
+              <w:top w:val="none"/>
+              <w:bottom w:val="none"/>
+              <w:left w:val="none"/>
+              <w:right w:val="none"/>
+            </w:tcBorders>
+          </w:tcPr>
+          <w:p>
+            <w:pPr>
+              <w:ind w:left="720"/>
+            </w:pPr>
+            <w:r>
+              <w:rPr>
+                <w:rFonts w:ascii="Adani" w:hAnsi="Adani"/>
+                <w:b w:val="0"/>
+                <w:sz w:val="20"/>
+                <w:u w:val="none"/>
+              </w:rPr>
+              <w:t>8.</w:t>
+              <w:tab/>
+              <w:t>Sister</w:t>
+              <w:tab/>
+              <w:t>:</w:t>
+            </w:r>
+          </w:p>
+        </w:tc>
+        <w:tc>
+          <w:tcPr>
+            <w:tcW w:type="dxa" w:w="4536"/>
+            <w:tcBorders>
+              <w:top w:val="none"/>
+              <w:bottom w:val="none"/>
+              <w:left w:val="none"/>
+              <w:right w:val="none"/>
+            </w:tcBorders>
+          </w:tcPr>
+          <w:p>
+            <w:r>
+              <w:rPr>
+                <w:rFonts w:ascii="Adani" w:hAnsi="Adani"/>
+                <w:b w:val="0"/>
+                <w:sz w:val="20"/>
+                <w:u w:val="none"/>
+              </w:rPr>
+              <w:t>NIL</w:t>
+            </w:r>
+          </w:p>
+        </w:tc>
+      </w:tr>
+    </w:tbl>
     <w:p/>
     <w:p>
       <w:pPr>
@@ -3364,7 +3025,7 @@
                 <w:sz w:val="18"/>
                 <w:u w:val="none"/>
               </w:rPr>
-              <w:t>Date:   07th May, 2026</w:t>
+              <w:t>Date:   15th May, 2026</w:t>
             </w:r>
           </w:p>
         </w:tc>
@@ -3525,7 +3186,7 @@
           <w:sz w:val="20"/>
           <w:u w:val="none"/>
         </w:rPr>
-        <w:t>07th May, 2026</w:t>
+        <w:t>15th May, 2026</w:t>
       </w:r>
     </w:p>
     <w:p>
@@ -3556,6 +3217,21 @@
           <w:u w:val="none"/>
         </w:rPr>
         <w:t>The Board of Directors of</w:t>
+      </w:r>
+    </w:p>
+    <w:p>
+      <w:pPr>
+        <w:spacing w:before="0" w:after="20"/>
+        <w:jc w:val="left"/>
+      </w:pPr>
+      <w:r>
+        <w:rPr>
+          <w:rFonts w:ascii="Adani" w:hAnsi="Adani"/>
+          <w:b/>
+          <w:sz w:val="20"/>
+          <w:u w:val="none"/>
+        </w:rPr>
+        <w:t>ALTIS ENERGY SYSTEMS LIMITED</w:t>
       </w:r>
     </w:p>
     <w:p>
@@ -3690,67 +3366,7 @@
           <w:sz w:val="20"/>
           <w:u w:val="none"/>
         </w:rPr>
-        <w:t>HADOTI POWER TRANSMISSION SERVICE LIMITED</w:t>
-      </w:r>
-    </w:p>
-    <w:p>
-      <w:pPr>
-        <w:spacing w:before="0" w:after="20"/>
-        <w:jc w:val="left"/>
-      </w:pPr>
-      <w:r>
-        <w:rPr>
-          <w:rFonts w:ascii="Adani" w:hAnsi="Adani"/>
-          <w:b/>
-          <w:sz w:val="20"/>
-          <w:u w:val="none"/>
-        </w:rPr>
-        <w:t>THAR POWER TRANSMISSION SERVICE LIMITED</w:t>
-      </w:r>
-    </w:p>
-    <w:p>
-      <w:pPr>
-        <w:spacing w:before="0" w:after="20"/>
-        <w:jc w:val="left"/>
-      </w:pPr>
-      <w:r>
-        <w:rPr>
-          <w:rFonts w:ascii="Adani" w:hAnsi="Adani"/>
-          <w:b/>
-          <w:sz w:val="20"/>
-          <w:u w:val="none"/>
-        </w:rPr>
-        <w:t>BARMER POWER TRANSMISSION SERVICE LIMITED</w:t>
-      </w:r>
-    </w:p>
-    <w:p>
-      <w:pPr>
-        <w:spacing w:before="0" w:after="20"/>
-        <w:jc w:val="left"/>
-      </w:pPr>
-      <w:r>
-        <w:rPr>
-          <w:rFonts w:ascii="Adani" w:hAnsi="Adani"/>
-          <w:b/>
-          <w:sz w:val="20"/>
-          <w:u w:val="none"/>
-        </w:rPr>
         <w:t>WRSS XXI (A) TRANSCO LIMITED</w:t>
-      </w:r>
-    </w:p>
-    <w:p>
-      <w:pPr>
-        <w:spacing w:before="0" w:after="20"/>
-        <w:jc w:val="left"/>
-      </w:pPr>
-      <w:r>
-        <w:rPr>
-          <w:rFonts w:ascii="Adani" w:hAnsi="Adani"/>
-          <w:b/>
-          <w:sz w:val="20"/>
-          <w:u w:val="none"/>
-        </w:rPr>
-        <w:t>BIKANER-KHETRI TRANSMISSION LIMITED</w:t>
       </w:r>
     </w:p>
     <w:p/>
@@ -3797,6 +3413,21 @@
           <w:u w:val="none"/>
         </w:rPr>
         <w:t>(A) Public Limited Companies:</w:t>
+      </w:r>
+    </w:p>
+    <w:p>
+      <w:pPr>
+        <w:spacing w:before="0" w:after="20"/>
+        <w:jc w:val="left"/>
+      </w:pPr>
+      <w:r>
+        <w:rPr>
+          <w:rFonts w:ascii="Adani" w:hAnsi="Adani"/>
+          <w:b w:val="0"/>
+          <w:sz w:val="20"/>
+          <w:u w:val="none"/>
+        </w:rPr>
+        <w:t>ALTIS ENERGY SYSTEMS LIMITED</w:t>
       </w:r>
     </w:p>
     <w:p>
@@ -3931,67 +3562,7 @@
           <w:sz w:val="20"/>
           <w:u w:val="none"/>
         </w:rPr>
-        <w:t>HADOTI POWER TRANSMISSION SERVICE LIMITED</w:t>
-      </w:r>
-    </w:p>
-    <w:p>
-      <w:pPr>
-        <w:spacing w:before="0" w:after="20"/>
-        <w:jc w:val="left"/>
-      </w:pPr>
-      <w:r>
-        <w:rPr>
-          <w:rFonts w:ascii="Adani" w:hAnsi="Adani"/>
-          <w:b w:val="0"/>
-          <w:sz w:val="20"/>
-          <w:u w:val="none"/>
-        </w:rPr>
-        <w:t>THAR POWER TRANSMISSION SERVICE LIMITED</w:t>
-      </w:r>
-    </w:p>
-    <w:p>
-      <w:pPr>
-        <w:spacing w:before="0" w:after="20"/>
-        <w:jc w:val="left"/>
-      </w:pPr>
-      <w:r>
-        <w:rPr>
-          <w:rFonts w:ascii="Adani" w:hAnsi="Adani"/>
-          <w:b w:val="0"/>
-          <w:sz w:val="20"/>
-          <w:u w:val="none"/>
-        </w:rPr>
-        <w:t>BARMER POWER TRANSMISSION SERVICE LIMITED</w:t>
-      </w:r>
-    </w:p>
-    <w:p>
-      <w:pPr>
-        <w:spacing w:before="0" w:after="20"/>
-        <w:jc w:val="left"/>
-      </w:pPr>
-      <w:r>
-        <w:rPr>
-          <w:rFonts w:ascii="Adani" w:hAnsi="Adani"/>
-          <w:b w:val="0"/>
-          <w:sz w:val="20"/>
-          <w:u w:val="none"/>
-        </w:rPr>
         <w:t>WRSS XXI (A) TRANSCO LIMITED</w:t>
-      </w:r>
-    </w:p>
-    <w:p>
-      <w:pPr>
-        <w:spacing w:before="0" w:after="20"/>
-        <w:jc w:val="left"/>
-      </w:pPr>
-      <w:r>
-        <w:rPr>
-          <w:rFonts w:ascii="Adani" w:hAnsi="Adani"/>
-          <w:b w:val="0"/>
-          <w:sz w:val="20"/>
-          <w:u w:val="none"/>
-        </w:rPr>
-        <w:t>BIKANER-KHETRI TRANSMISSION LIMITED</w:t>
       </w:r>
     </w:p>
     <w:p/>
@@ -4817,7 +4388,7 @@
                 <w:sz w:val="18"/>
                 <w:u w:val="none"/>
               </w:rPr>
-              <w:t>13</w:t>
+              <w:t>10</w:t>
             </w:r>
           </w:p>
         </w:tc>
@@ -4961,6 +4532,120 @@
                 <w:u w:val="none"/>
               </w:rPr>
               <w:t>Appointment Date</w:t>
+            </w:r>
+          </w:p>
+        </w:tc>
+      </w:tr>
+      <w:tr>
+        <w:tc>
+          <w:tcPr>
+            <w:tcW w:type="dxa" w:w="2268"/>
+            <w:shd w:val="clear" w:color="auto" w:fill="FFFFFF"/>
+            <w:tcBorders>
+              <w:top w:val="single" w:sz="4" w:space="0" w:color="000000"/>
+              <w:left w:val="single" w:sz="4" w:space="0" w:color="000000"/>
+              <w:bottom w:val="single" w:sz="4" w:space="0" w:color="000000"/>
+              <w:right w:val="single" w:sz="4" w:space="0" w:color="000000"/>
+            </w:tcBorders>
+            <w:vAlign w:val="center"/>
+          </w:tcPr>
+          <w:p>
+            <w:pPr>
+              <w:spacing w:before="40" w:after="40"/>
+              <w:jc w:val="left"/>
+            </w:pPr>
+            <w:r>
+              <w:rPr>
+                <w:rFonts w:ascii="Adani" w:hAnsi="Adani"/>
+                <w:b w:val="0"/>
+                <w:sz w:val="18"/>
+                <w:u w:val="none"/>
+              </w:rPr>
+              <w:t>U35100GJ2026PLC176339</w:t>
+            </w:r>
+          </w:p>
+        </w:tc>
+        <w:tc>
+          <w:tcPr>
+            <w:tcW w:type="dxa" w:w="4252"/>
+            <w:shd w:val="clear" w:color="auto" w:fill="FFFFFF"/>
+            <w:tcBorders>
+              <w:top w:val="single" w:sz="4" w:space="0" w:color="000000"/>
+              <w:left w:val="single" w:sz="4" w:space="0" w:color="000000"/>
+              <w:bottom w:val="single" w:sz="4" w:space="0" w:color="000000"/>
+              <w:right w:val="single" w:sz="4" w:space="0" w:color="000000"/>
+            </w:tcBorders>
+            <w:vAlign w:val="center"/>
+          </w:tcPr>
+          <w:p>
+            <w:pPr>
+              <w:spacing w:before="40" w:after="40"/>
+              <w:jc w:val="left"/>
+            </w:pPr>
+            <w:r>
+              <w:rPr>
+                <w:rFonts w:ascii="Adani" w:hAnsi="Adani"/>
+                <w:b w:val="0"/>
+                <w:sz w:val="18"/>
+                <w:u w:val="none"/>
+              </w:rPr>
+              <w:t>ALTIS ENERGY SYSTEMS LIMITED</w:t>
+            </w:r>
+          </w:p>
+        </w:tc>
+        <w:tc>
+          <w:tcPr>
+            <w:tcW w:type="dxa" w:w="1587"/>
+            <w:shd w:val="clear" w:color="auto" w:fill="FFFFFF"/>
+            <w:tcBorders>
+              <w:top w:val="single" w:sz="4" w:space="0" w:color="000000"/>
+              <w:left w:val="single" w:sz="4" w:space="0" w:color="000000"/>
+              <w:bottom w:val="single" w:sz="4" w:space="0" w:color="000000"/>
+              <w:right w:val="single" w:sz="4" w:space="0" w:color="000000"/>
+            </w:tcBorders>
+            <w:vAlign w:val="center"/>
+          </w:tcPr>
+          <w:p>
+            <w:pPr>
+              <w:spacing w:before="40" w:after="40"/>
+              <w:jc w:val="left"/>
+            </w:pPr>
+            <w:r>
+              <w:rPr>
+                <w:rFonts w:ascii="Adani" w:hAnsi="Adani"/>
+                <w:b w:val="0"/>
+                <w:sz w:val="18"/>
+                <w:u w:val="none"/>
+              </w:rPr>
+              <w:t>Director</w:t>
+            </w:r>
+          </w:p>
+        </w:tc>
+        <w:tc>
+          <w:tcPr>
+            <w:tcW w:type="dxa" w:w="1304"/>
+            <w:shd w:val="clear" w:color="auto" w:fill="FFFFFF"/>
+            <w:tcBorders>
+              <w:top w:val="single" w:sz="4" w:space="0" w:color="000000"/>
+              <w:left w:val="single" w:sz="4" w:space="0" w:color="000000"/>
+              <w:bottom w:val="single" w:sz="4" w:space="0" w:color="000000"/>
+              <w:right w:val="single" w:sz="4" w:space="0" w:color="000000"/>
+            </w:tcBorders>
+            <w:vAlign w:val="center"/>
+          </w:tcPr>
+          <w:p>
+            <w:pPr>
+              <w:spacing w:before="40" w:after="40"/>
+              <w:jc w:val="left"/>
+            </w:pPr>
+            <w:r>
+              <w:rPr>
+                <w:rFonts w:ascii="Adani" w:hAnsi="Adani"/>
+                <w:b w:val="0"/>
+                <w:sz w:val="18"/>
+                <w:u w:val="none"/>
+              </w:rPr>
+              <w:t>10/04/2026</w:t>
             </w:r>
           </w:p>
         </w:tc>
@@ -5902,348 +5587,6 @@
                 <w:sz w:val="18"/>
                 <w:u w:val="none"/>
               </w:rPr>
-              <w:t>U40106GJ2016PLC119637</w:t>
-            </w:r>
-          </w:p>
-        </w:tc>
-        <w:tc>
-          <w:tcPr>
-            <w:tcW w:type="dxa" w:w="4252"/>
-            <w:shd w:val="clear" w:color="auto" w:fill="FFFFFF"/>
-            <w:tcBorders>
-              <w:top w:val="single" w:sz="4" w:space="0" w:color="000000"/>
-              <w:left w:val="single" w:sz="4" w:space="0" w:color="000000"/>
-              <w:bottom w:val="single" w:sz="4" w:space="0" w:color="000000"/>
-              <w:right w:val="single" w:sz="4" w:space="0" w:color="000000"/>
-            </w:tcBorders>
-            <w:vAlign w:val="center"/>
-          </w:tcPr>
-          <w:p>
-            <w:pPr>
-              <w:spacing w:before="40" w:after="40"/>
-              <w:jc w:val="left"/>
-            </w:pPr>
-            <w:r>
-              <w:rPr>
-                <w:rFonts w:ascii="Adani" w:hAnsi="Adani"/>
-                <w:b w:val="0"/>
-                <w:sz w:val="18"/>
-                <w:u w:val="none"/>
-              </w:rPr>
-              <w:t>HADOTI POWER TRANSMISSION SERVICE LIMITED</w:t>
-            </w:r>
-          </w:p>
-        </w:tc>
-        <w:tc>
-          <w:tcPr>
-            <w:tcW w:type="dxa" w:w="1587"/>
-            <w:shd w:val="clear" w:color="auto" w:fill="FFFFFF"/>
-            <w:tcBorders>
-              <w:top w:val="single" w:sz="4" w:space="0" w:color="000000"/>
-              <w:left w:val="single" w:sz="4" w:space="0" w:color="000000"/>
-              <w:bottom w:val="single" w:sz="4" w:space="0" w:color="000000"/>
-              <w:right w:val="single" w:sz="4" w:space="0" w:color="000000"/>
-            </w:tcBorders>
-            <w:vAlign w:val="center"/>
-          </w:tcPr>
-          <w:p>
-            <w:pPr>
-              <w:spacing w:before="40" w:after="40"/>
-              <w:jc w:val="left"/>
-            </w:pPr>
-            <w:r>
-              <w:rPr>
-                <w:rFonts w:ascii="Adani" w:hAnsi="Adani"/>
-                <w:b w:val="0"/>
-                <w:sz w:val="18"/>
-                <w:u w:val="none"/>
-              </w:rPr>
-              <w:t>Wholetime Director</w:t>
-            </w:r>
-          </w:p>
-        </w:tc>
-        <w:tc>
-          <w:tcPr>
-            <w:tcW w:type="dxa" w:w="1304"/>
-            <w:shd w:val="clear" w:color="auto" w:fill="FFFFFF"/>
-            <w:tcBorders>
-              <w:top w:val="single" w:sz="4" w:space="0" w:color="000000"/>
-              <w:left w:val="single" w:sz="4" w:space="0" w:color="000000"/>
-              <w:bottom w:val="single" w:sz="4" w:space="0" w:color="000000"/>
-              <w:right w:val="single" w:sz="4" w:space="0" w:color="000000"/>
-            </w:tcBorders>
-            <w:vAlign w:val="center"/>
-          </w:tcPr>
-          <w:p>
-            <w:pPr>
-              <w:spacing w:before="40" w:after="40"/>
-              <w:jc w:val="left"/>
-            </w:pPr>
-            <w:r>
-              <w:rPr>
-                <w:rFonts w:ascii="Adani" w:hAnsi="Adani"/>
-                <w:b w:val="0"/>
-                <w:sz w:val="18"/>
-                <w:u w:val="none"/>
-              </w:rPr>
-              <w:t>14/10/2019</w:t>
-            </w:r>
-          </w:p>
-        </w:tc>
-      </w:tr>
-      <w:tr>
-        <w:tc>
-          <w:tcPr>
-            <w:tcW w:type="dxa" w:w="2268"/>
-            <w:shd w:val="clear" w:color="auto" w:fill="FFFFFF"/>
-            <w:tcBorders>
-              <w:top w:val="single" w:sz="4" w:space="0" w:color="000000"/>
-              <w:left w:val="single" w:sz="4" w:space="0" w:color="000000"/>
-              <w:bottom w:val="single" w:sz="4" w:space="0" w:color="000000"/>
-              <w:right w:val="single" w:sz="4" w:space="0" w:color="000000"/>
-            </w:tcBorders>
-            <w:vAlign w:val="center"/>
-          </w:tcPr>
-          <w:p>
-            <w:pPr>
-              <w:spacing w:before="40" w:after="40"/>
-              <w:jc w:val="left"/>
-            </w:pPr>
-            <w:r>
-              <w:rPr>
-                <w:rFonts w:ascii="Adani" w:hAnsi="Adani"/>
-                <w:b w:val="0"/>
-                <w:sz w:val="18"/>
-                <w:u w:val="none"/>
-              </w:rPr>
-              <w:t>U40300GJ2016PLC119594</w:t>
-            </w:r>
-          </w:p>
-        </w:tc>
-        <w:tc>
-          <w:tcPr>
-            <w:tcW w:type="dxa" w:w="4252"/>
-            <w:shd w:val="clear" w:color="auto" w:fill="FFFFFF"/>
-            <w:tcBorders>
-              <w:top w:val="single" w:sz="4" w:space="0" w:color="000000"/>
-              <w:left w:val="single" w:sz="4" w:space="0" w:color="000000"/>
-              <w:bottom w:val="single" w:sz="4" w:space="0" w:color="000000"/>
-              <w:right w:val="single" w:sz="4" w:space="0" w:color="000000"/>
-            </w:tcBorders>
-            <w:vAlign w:val="center"/>
-          </w:tcPr>
-          <w:p>
-            <w:pPr>
-              <w:spacing w:before="40" w:after="40"/>
-              <w:jc w:val="left"/>
-            </w:pPr>
-            <w:r>
-              <w:rPr>
-                <w:rFonts w:ascii="Adani" w:hAnsi="Adani"/>
-                <w:b w:val="0"/>
-                <w:sz w:val="18"/>
-                <w:u w:val="none"/>
-              </w:rPr>
-              <w:t>THAR POWER TRANSMISSION SERVICE LIMITED</w:t>
-            </w:r>
-          </w:p>
-        </w:tc>
-        <w:tc>
-          <w:tcPr>
-            <w:tcW w:type="dxa" w:w="1587"/>
-            <w:shd w:val="clear" w:color="auto" w:fill="FFFFFF"/>
-            <w:tcBorders>
-              <w:top w:val="single" w:sz="4" w:space="0" w:color="000000"/>
-              <w:left w:val="single" w:sz="4" w:space="0" w:color="000000"/>
-              <w:bottom w:val="single" w:sz="4" w:space="0" w:color="000000"/>
-              <w:right w:val="single" w:sz="4" w:space="0" w:color="000000"/>
-            </w:tcBorders>
-            <w:vAlign w:val="center"/>
-          </w:tcPr>
-          <w:p>
-            <w:pPr>
-              <w:spacing w:before="40" w:after="40"/>
-              <w:jc w:val="left"/>
-            </w:pPr>
-            <w:r>
-              <w:rPr>
-                <w:rFonts w:ascii="Adani" w:hAnsi="Adani"/>
-                <w:b w:val="0"/>
-                <w:sz w:val="18"/>
-                <w:u w:val="none"/>
-              </w:rPr>
-              <w:t>Additional Director</w:t>
-            </w:r>
-          </w:p>
-        </w:tc>
-        <w:tc>
-          <w:tcPr>
-            <w:tcW w:type="dxa" w:w="1304"/>
-            <w:shd w:val="clear" w:color="auto" w:fill="FFFFFF"/>
-            <w:tcBorders>
-              <w:top w:val="single" w:sz="4" w:space="0" w:color="000000"/>
-              <w:left w:val="single" w:sz="4" w:space="0" w:color="000000"/>
-              <w:bottom w:val="single" w:sz="4" w:space="0" w:color="000000"/>
-              <w:right w:val="single" w:sz="4" w:space="0" w:color="000000"/>
-            </w:tcBorders>
-            <w:vAlign w:val="center"/>
-          </w:tcPr>
-          <w:p>
-            <w:pPr>
-              <w:spacing w:before="40" w:after="40"/>
-              <w:jc w:val="left"/>
-            </w:pPr>
-            <w:r>
-              <w:rPr>
-                <w:rFonts w:ascii="Adani" w:hAnsi="Adani"/>
-                <w:b w:val="0"/>
-                <w:sz w:val="18"/>
-                <w:u w:val="none"/>
-              </w:rPr>
-              <w:t>14/10/2019</w:t>
-            </w:r>
-          </w:p>
-        </w:tc>
-      </w:tr>
-      <w:tr>
-        <w:tc>
-          <w:tcPr>
-            <w:tcW w:type="dxa" w:w="2268"/>
-            <w:shd w:val="clear" w:color="auto" w:fill="FFFFFF"/>
-            <w:tcBorders>
-              <w:top w:val="single" w:sz="4" w:space="0" w:color="000000"/>
-              <w:left w:val="single" w:sz="4" w:space="0" w:color="000000"/>
-              <w:bottom w:val="single" w:sz="4" w:space="0" w:color="000000"/>
-              <w:right w:val="single" w:sz="4" w:space="0" w:color="000000"/>
-            </w:tcBorders>
-            <w:vAlign w:val="center"/>
-          </w:tcPr>
-          <w:p>
-            <w:pPr>
-              <w:spacing w:before="40" w:after="40"/>
-              <w:jc w:val="left"/>
-            </w:pPr>
-            <w:r>
-              <w:rPr>
-                <w:rFonts w:ascii="Adani" w:hAnsi="Adani"/>
-                <w:b w:val="0"/>
-                <w:sz w:val="18"/>
-                <w:u w:val="none"/>
-              </w:rPr>
-              <w:t>U40300GJ2016PLC119430</w:t>
-            </w:r>
-          </w:p>
-        </w:tc>
-        <w:tc>
-          <w:tcPr>
-            <w:tcW w:type="dxa" w:w="4252"/>
-            <w:shd w:val="clear" w:color="auto" w:fill="FFFFFF"/>
-            <w:tcBorders>
-              <w:top w:val="single" w:sz="4" w:space="0" w:color="000000"/>
-              <w:left w:val="single" w:sz="4" w:space="0" w:color="000000"/>
-              <w:bottom w:val="single" w:sz="4" w:space="0" w:color="000000"/>
-              <w:right w:val="single" w:sz="4" w:space="0" w:color="000000"/>
-            </w:tcBorders>
-            <w:vAlign w:val="center"/>
-          </w:tcPr>
-          <w:p>
-            <w:pPr>
-              <w:spacing w:before="40" w:after="40"/>
-              <w:jc w:val="left"/>
-            </w:pPr>
-            <w:r>
-              <w:rPr>
-                <w:rFonts w:ascii="Adani" w:hAnsi="Adani"/>
-                <w:b w:val="0"/>
-                <w:sz w:val="18"/>
-                <w:u w:val="none"/>
-              </w:rPr>
-              <w:t>BARMER POWER TRANSMISSION SERVICE LIMITED</w:t>
-            </w:r>
-          </w:p>
-        </w:tc>
-        <w:tc>
-          <w:tcPr>
-            <w:tcW w:type="dxa" w:w="1587"/>
-            <w:shd w:val="clear" w:color="auto" w:fill="FFFFFF"/>
-            <w:tcBorders>
-              <w:top w:val="single" w:sz="4" w:space="0" w:color="000000"/>
-              <w:left w:val="single" w:sz="4" w:space="0" w:color="000000"/>
-              <w:bottom w:val="single" w:sz="4" w:space="0" w:color="000000"/>
-              <w:right w:val="single" w:sz="4" w:space="0" w:color="000000"/>
-            </w:tcBorders>
-            <w:vAlign w:val="center"/>
-          </w:tcPr>
-          <w:p>
-            <w:pPr>
-              <w:spacing w:before="40" w:after="40"/>
-              <w:jc w:val="left"/>
-            </w:pPr>
-            <w:r>
-              <w:rPr>
-                <w:rFonts w:ascii="Adani" w:hAnsi="Adani"/>
-                <w:b w:val="0"/>
-                <w:sz w:val="18"/>
-                <w:u w:val="none"/>
-              </w:rPr>
-              <w:t>Additional Director</w:t>
-            </w:r>
-          </w:p>
-        </w:tc>
-        <w:tc>
-          <w:tcPr>
-            <w:tcW w:type="dxa" w:w="1304"/>
-            <w:shd w:val="clear" w:color="auto" w:fill="FFFFFF"/>
-            <w:tcBorders>
-              <w:top w:val="single" w:sz="4" w:space="0" w:color="000000"/>
-              <w:left w:val="single" w:sz="4" w:space="0" w:color="000000"/>
-              <w:bottom w:val="single" w:sz="4" w:space="0" w:color="000000"/>
-              <w:right w:val="single" w:sz="4" w:space="0" w:color="000000"/>
-            </w:tcBorders>
-            <w:vAlign w:val="center"/>
-          </w:tcPr>
-          <w:p>
-            <w:pPr>
-              <w:spacing w:before="40" w:after="40"/>
-              <w:jc w:val="left"/>
-            </w:pPr>
-            <w:r>
-              <w:rPr>
-                <w:rFonts w:ascii="Adani" w:hAnsi="Adani"/>
-                <w:b w:val="0"/>
-                <w:sz w:val="18"/>
-                <w:u w:val="none"/>
-              </w:rPr>
-              <w:t>14/10/2019</w:t>
-            </w:r>
-          </w:p>
-        </w:tc>
-      </w:tr>
-      <w:tr>
-        <w:tc>
-          <w:tcPr>
-            <w:tcW w:type="dxa" w:w="2268"/>
-            <w:shd w:val="clear" w:color="auto" w:fill="FFFFFF"/>
-            <w:tcBorders>
-              <w:top w:val="single" w:sz="4" w:space="0" w:color="000000"/>
-              <w:left w:val="single" w:sz="4" w:space="0" w:color="000000"/>
-              <w:bottom w:val="single" w:sz="4" w:space="0" w:color="000000"/>
-              <w:right w:val="single" w:sz="4" w:space="0" w:color="000000"/>
-            </w:tcBorders>
-            <w:vAlign w:val="center"/>
-          </w:tcPr>
-          <w:p>
-            <w:pPr>
-              <w:spacing w:before="40" w:after="40"/>
-              <w:jc w:val="left"/>
-            </w:pPr>
-            <w:r>
-              <w:rPr>
-                <w:rFonts w:ascii="Adani" w:hAnsi="Adani"/>
-                <w:b w:val="0"/>
-                <w:sz w:val="18"/>
-                <w:u w:val="none"/>
-              </w:rPr>
               <w:t>U40107GJ2019GOI127988</w:t>
             </w:r>
           </w:p>
@@ -6329,120 +5672,6 @@
                 <w:u w:val="none"/>
               </w:rPr>
               <w:t>14/10/2019</w:t>
-            </w:r>
-          </w:p>
-        </w:tc>
-      </w:tr>
-      <w:tr>
-        <w:tc>
-          <w:tcPr>
-            <w:tcW w:type="dxa" w:w="2268"/>
-            <w:shd w:val="clear" w:color="auto" w:fill="FFFFFF"/>
-            <w:tcBorders>
-              <w:top w:val="single" w:sz="4" w:space="0" w:color="000000"/>
-              <w:left w:val="single" w:sz="4" w:space="0" w:color="000000"/>
-              <w:bottom w:val="single" w:sz="4" w:space="0" w:color="000000"/>
-              <w:right w:val="single" w:sz="4" w:space="0" w:color="000000"/>
-            </w:tcBorders>
-            <w:vAlign w:val="center"/>
-          </w:tcPr>
-          <w:p>
-            <w:pPr>
-              <w:spacing w:before="40" w:after="40"/>
-              <w:jc w:val="left"/>
-            </w:pPr>
-            <w:r>
-              <w:rPr>
-                <w:rFonts w:ascii="Adani" w:hAnsi="Adani"/>
-                <w:b w:val="0"/>
-                <w:sz w:val="18"/>
-                <w:u w:val="none"/>
-              </w:rPr>
-              <w:t>U40108GJ2019GOI120666</w:t>
-            </w:r>
-          </w:p>
-        </w:tc>
-        <w:tc>
-          <w:tcPr>
-            <w:tcW w:type="dxa" w:w="4252"/>
-            <w:shd w:val="clear" w:color="auto" w:fill="FFFFFF"/>
-            <w:tcBorders>
-              <w:top w:val="single" w:sz="4" w:space="0" w:color="000000"/>
-              <w:left w:val="single" w:sz="4" w:space="0" w:color="000000"/>
-              <w:bottom w:val="single" w:sz="4" w:space="0" w:color="000000"/>
-              <w:right w:val="single" w:sz="4" w:space="0" w:color="000000"/>
-            </w:tcBorders>
-            <w:vAlign w:val="center"/>
-          </w:tcPr>
-          <w:p>
-            <w:pPr>
-              <w:spacing w:before="40" w:after="40"/>
-              <w:jc w:val="left"/>
-            </w:pPr>
-            <w:r>
-              <w:rPr>
-                <w:rFonts w:ascii="Adani" w:hAnsi="Adani"/>
-                <w:b w:val="0"/>
-                <w:sz w:val="18"/>
-                <w:u w:val="none"/>
-              </w:rPr>
-              <w:t>BIKANER-KHETRI TRANSMISSION LIMITED</w:t>
-            </w:r>
-          </w:p>
-        </w:tc>
-        <w:tc>
-          <w:tcPr>
-            <w:tcW w:type="dxa" w:w="1587"/>
-            <w:shd w:val="clear" w:color="auto" w:fill="FFFFFF"/>
-            <w:tcBorders>
-              <w:top w:val="single" w:sz="4" w:space="0" w:color="000000"/>
-              <w:left w:val="single" w:sz="4" w:space="0" w:color="000000"/>
-              <w:bottom w:val="single" w:sz="4" w:space="0" w:color="000000"/>
-              <w:right w:val="single" w:sz="4" w:space="0" w:color="000000"/>
-            </w:tcBorders>
-            <w:vAlign w:val="center"/>
-          </w:tcPr>
-          <w:p>
-            <w:pPr>
-              <w:spacing w:before="40" w:after="40"/>
-              <w:jc w:val="left"/>
-            </w:pPr>
-            <w:r>
-              <w:rPr>
-                <w:rFonts w:ascii="Adani" w:hAnsi="Adani"/>
-                <w:b w:val="0"/>
-                <w:sz w:val="18"/>
-                <w:u w:val="none"/>
-              </w:rPr>
-              <w:t>Additional Director</w:t>
-            </w:r>
-          </w:p>
-        </w:tc>
-        <w:tc>
-          <w:tcPr>
-            <w:tcW w:type="dxa" w:w="1304"/>
-            <w:shd w:val="clear" w:color="auto" w:fill="FFFFFF"/>
-            <w:tcBorders>
-              <w:top w:val="single" w:sz="4" w:space="0" w:color="000000"/>
-              <w:left w:val="single" w:sz="4" w:space="0" w:color="000000"/>
-              <w:bottom w:val="single" w:sz="4" w:space="0" w:color="000000"/>
-              <w:right w:val="single" w:sz="4" w:space="0" w:color="000000"/>
-            </w:tcBorders>
-            <w:vAlign w:val="center"/>
-          </w:tcPr>
-          <w:p>
-            <w:pPr>
-              <w:spacing w:before="40" w:after="40"/>
-              <w:jc w:val="left"/>
-            </w:pPr>
-            <w:r>
-              <w:rPr>
-                <w:rFonts w:ascii="Adani" w:hAnsi="Adani"/>
-                <w:b w:val="0"/>
-                <w:sz w:val="18"/>
-                <w:u w:val="none"/>
-              </w:rPr>
-              <w:t>19/09/2019</w:t>
             </w:r>
           </w:p>
         </w:tc>

--- a/Backend/Director_Disclosure/Output_Disclosures/2024-25/KPS1_TRANSMISSION_LIMITED/MBP-1/MBP1_HITESHKUMAR_SHAMJIBHAI_VAGHASIYA_08084591.docx
+++ b/Backend/Director_Disclosure/Output_Disclosures/2024-25/KPS1_TRANSMISSION_LIMITED/MBP-1/MBP1_HITESHKUMAR_SHAMJIBHAI_VAGHASIYA_08084591.docx
@@ -1988,7 +1988,7 @@
                 <w:sz w:val="18"/>
                 <w:u w:val="none"/>
               </w:rPr>
-              <w:t>Date:   15th May, 2026</w:t>
+              <w:t>Date:   27th May, 2026</w:t>
             </w:r>
           </w:p>
         </w:tc>
@@ -3025,7 +3025,7 @@
                 <w:sz w:val="18"/>
                 <w:u w:val="none"/>
               </w:rPr>
-              <w:t>Date:   15th May, 2026</w:t>
+              <w:t>Date:   27th May, 2026</w:t>
             </w:r>
           </w:p>
         </w:tc>
@@ -3186,7 +3186,7 @@
           <w:sz w:val="20"/>
           <w:u w:val="none"/>
         </w:rPr>
-        <w:t>15th May, 2026</w:t>
+        <w:t>27th May, 2026</w:t>
       </w:r>
     </w:p>
     <w:p>

--- a/Backend/Director_Disclosure/Output_Disclosures/2024-25/KPS1_TRANSMISSION_LIMITED/MBP-1/MBP1_HITESHKUMAR_SHAMJIBHAI_VAGHASIYA_08084591.docx
+++ b/Backend/Director_Disclosure/Output_Disclosures/2024-25/KPS1_TRANSMISSION_LIMITED/MBP-1/MBP1_HITESHKUMAR_SHAMJIBHAI_VAGHASIYA_08084591.docx
@@ -673,6 +673,148 @@
                 <w:sz w:val="18"/>
                 <w:u w:val="none"/>
               </w:rPr>
+              <w:t>KHAVDA II-A TRANSMISSION LIMITED</w:t>
+            </w:r>
+          </w:p>
+        </w:tc>
+        <w:tc>
+          <w:tcPr>
+            <w:tcW w:type="dxa" w:w="1814"/>
+            <w:shd w:val="clear" w:color="auto" w:fill="FFFFFF"/>
+            <w:tcBorders>
+              <w:top w:val="single" w:sz="4" w:space="0" w:color="000000"/>
+              <w:left w:val="single" w:sz="4" w:space="0" w:color="000000"/>
+              <w:bottom w:val="single" w:sz="4" w:space="0" w:color="000000"/>
+              <w:right w:val="single" w:sz="4" w:space="0" w:color="000000"/>
+            </w:tcBorders>
+            <w:vAlign w:val="center"/>
+          </w:tcPr>
+          <w:p>
+            <w:pPr>
+              <w:spacing w:before="40" w:after="40"/>
+              <w:jc w:val="left"/>
+            </w:pPr>
+            <w:r>
+              <w:rPr>
+                <w:rFonts w:ascii="Adani" w:hAnsi="Adani"/>
+                <w:b w:val="0"/>
+                <w:sz w:val="18"/>
+                <w:u w:val="none"/>
+              </w:rPr>
+              <w:t>Whole-time director</w:t>
+            </w:r>
+          </w:p>
+        </w:tc>
+        <w:tc>
+          <w:tcPr>
+            <w:tcW w:type="dxa" w:w="1020"/>
+            <w:shd w:val="clear" w:color="auto" w:fill="FFFFFF"/>
+            <w:tcBorders>
+              <w:top w:val="single" w:sz="4" w:space="0" w:color="000000"/>
+              <w:left w:val="single" w:sz="4" w:space="0" w:color="000000"/>
+              <w:bottom w:val="single" w:sz="4" w:space="0" w:color="000000"/>
+              <w:right w:val="single" w:sz="4" w:space="0" w:color="000000"/>
+            </w:tcBorders>
+            <w:vAlign w:val="center"/>
+          </w:tcPr>
+          <w:p>
+            <w:pPr>
+              <w:spacing w:before="40" w:after="40"/>
+              <w:jc w:val="left"/>
+            </w:pPr>
+            <w:r>
+              <w:rPr>
+                <w:rFonts w:ascii="Adani" w:hAnsi="Adani"/>
+                <w:b w:val="0"/>
+                <w:sz w:val="18"/>
+                <w:u w:val="none"/>
+              </w:rPr>
+              <w:t>NIL</w:t>
+            </w:r>
+          </w:p>
+        </w:tc>
+        <w:tc>
+          <w:tcPr>
+            <w:tcW w:type="dxa" w:w="1247"/>
+            <w:shd w:val="clear" w:color="auto" w:fill="FFFFFF"/>
+            <w:tcBorders>
+              <w:top w:val="single" w:sz="4" w:space="0" w:color="000000"/>
+              <w:left w:val="single" w:sz="4" w:space="0" w:color="000000"/>
+              <w:bottom w:val="single" w:sz="4" w:space="0" w:color="000000"/>
+              <w:right w:val="single" w:sz="4" w:space="0" w:color="000000"/>
+            </w:tcBorders>
+            <w:vAlign w:val="center"/>
+          </w:tcPr>
+          <w:p>
+            <w:pPr>
+              <w:spacing w:before="40" w:after="40"/>
+              <w:jc w:val="left"/>
+            </w:pPr>
+            <w:r>
+              <w:rPr>
+                <w:rFonts w:ascii="Adani" w:hAnsi="Adani"/>
+                <w:b w:val="0"/>
+                <w:sz w:val="18"/>
+                <w:u w:val="none"/>
+              </w:rPr>
+              <w:t>20/04/2024</w:t>
+            </w:r>
+          </w:p>
+        </w:tc>
+      </w:tr>
+      <w:tr>
+        <w:tc>
+          <w:tcPr>
+            <w:tcW w:type="dxa" w:w="680"/>
+            <w:shd w:val="clear" w:color="auto" w:fill="FFFFFF"/>
+            <w:tcBorders>
+              <w:top w:val="single" w:sz="4" w:space="0" w:color="000000"/>
+              <w:left w:val="single" w:sz="4" w:space="0" w:color="000000"/>
+              <w:bottom w:val="single" w:sz="4" w:space="0" w:color="000000"/>
+              <w:right w:val="single" w:sz="4" w:space="0" w:color="000000"/>
+            </w:tcBorders>
+            <w:vAlign w:val="center"/>
+          </w:tcPr>
+          <w:p>
+            <w:pPr>
+              <w:spacing w:before="40" w:after="40"/>
+              <w:jc w:val="left"/>
+            </w:pPr>
+            <w:r>
+              <w:rPr>
+                <w:rFonts w:ascii="Adani" w:hAnsi="Adani"/>
+                <w:b w:val="0"/>
+                <w:sz w:val="18"/>
+                <w:u w:val="none"/>
+              </w:rPr>
+              <w:t>4</w:t>
+            </w:r>
+          </w:p>
+        </w:tc>
+        <w:tc>
+          <w:tcPr>
+            <w:tcW w:type="dxa" w:w="3969"/>
+            <w:shd w:val="clear" w:color="auto" w:fill="FFFFFF"/>
+            <w:tcBorders>
+              <w:top w:val="single" w:sz="4" w:space="0" w:color="000000"/>
+              <w:left w:val="single" w:sz="4" w:space="0" w:color="000000"/>
+              <w:bottom w:val="single" w:sz="4" w:space="0" w:color="000000"/>
+              <w:right w:val="single" w:sz="4" w:space="0" w:color="000000"/>
+            </w:tcBorders>
+            <w:vAlign w:val="center"/>
+          </w:tcPr>
+          <w:p>
+            <w:pPr>
+              <w:spacing w:before="40" w:after="40"/>
+              <w:jc w:val="left"/>
+            </w:pPr>
+            <w:r>
+              <w:rPr>
+                <w:rFonts w:ascii="Adani" w:hAnsi="Adani"/>
+                <w:b w:val="0"/>
+                <w:sz w:val="18"/>
+                <w:u w:val="none"/>
+              </w:rPr>
               <w:t>ARASAN INFRA TWO LIMITED</w:t>
             </w:r>
           </w:p>
@@ -787,7 +929,7 @@
                 <w:sz w:val="18"/>
                 <w:u w:val="none"/>
               </w:rPr>
-              <w:t>4</w:t>
+              <w:t>5</w:t>
             </w:r>
           </w:p>
         </w:tc>
@@ -929,7 +1071,7 @@
                 <w:sz w:val="18"/>
                 <w:u w:val="none"/>
               </w:rPr>
-              <w:t>5</w:t>
+              <w:t>6</w:t>
             </w:r>
           </w:p>
         </w:tc>
@@ -958,290 +1100,6 @@
                 <w:u w:val="none"/>
               </w:rPr>
               <w:t>KPS1 TRANSMISSION LIMITED</w:t>
-            </w:r>
-          </w:p>
-        </w:tc>
-        <w:tc>
-          <w:tcPr>
-            <w:tcW w:type="dxa" w:w="1814"/>
-            <w:shd w:val="clear" w:color="auto" w:fill="FFFFFF"/>
-            <w:tcBorders>
-              <w:top w:val="single" w:sz="4" w:space="0" w:color="000000"/>
-              <w:left w:val="single" w:sz="4" w:space="0" w:color="000000"/>
-              <w:bottom w:val="single" w:sz="4" w:space="0" w:color="000000"/>
-              <w:right w:val="single" w:sz="4" w:space="0" w:color="000000"/>
-            </w:tcBorders>
-            <w:vAlign w:val="center"/>
-          </w:tcPr>
-          <w:p>
-            <w:pPr>
-              <w:spacing w:before="40" w:after="40"/>
-              <w:jc w:val="left"/>
-            </w:pPr>
-            <w:r>
-              <w:rPr>
-                <w:rFonts w:ascii="Adani" w:hAnsi="Adani"/>
-                <w:b w:val="0"/>
-                <w:sz w:val="18"/>
-                <w:u w:val="none"/>
-              </w:rPr>
-              <w:t>Additional Director</w:t>
-            </w:r>
-          </w:p>
-        </w:tc>
-        <w:tc>
-          <w:tcPr>
-            <w:tcW w:type="dxa" w:w="1020"/>
-            <w:shd w:val="clear" w:color="auto" w:fill="FFFFFF"/>
-            <w:tcBorders>
-              <w:top w:val="single" w:sz="4" w:space="0" w:color="000000"/>
-              <w:left w:val="single" w:sz="4" w:space="0" w:color="000000"/>
-              <w:bottom w:val="single" w:sz="4" w:space="0" w:color="000000"/>
-              <w:right w:val="single" w:sz="4" w:space="0" w:color="000000"/>
-            </w:tcBorders>
-            <w:vAlign w:val="center"/>
-          </w:tcPr>
-          <w:p>
-            <w:pPr>
-              <w:spacing w:before="40" w:after="40"/>
-              <w:jc w:val="left"/>
-            </w:pPr>
-            <w:r>
-              <w:rPr>
-                <w:rFonts w:ascii="Adani" w:hAnsi="Adani"/>
-                <w:b w:val="0"/>
-                <w:sz w:val="18"/>
-                <w:u w:val="none"/>
-              </w:rPr>
-              <w:t>NIL</w:t>
-            </w:r>
-          </w:p>
-        </w:tc>
-        <w:tc>
-          <w:tcPr>
-            <w:tcW w:type="dxa" w:w="1247"/>
-            <w:shd w:val="clear" w:color="auto" w:fill="FFFFFF"/>
-            <w:tcBorders>
-              <w:top w:val="single" w:sz="4" w:space="0" w:color="000000"/>
-              <w:left w:val="single" w:sz="4" w:space="0" w:color="000000"/>
-              <w:bottom w:val="single" w:sz="4" w:space="0" w:color="000000"/>
-              <w:right w:val="single" w:sz="4" w:space="0" w:color="000000"/>
-            </w:tcBorders>
-            <w:vAlign w:val="center"/>
-          </w:tcPr>
-          <w:p>
-            <w:pPr>
-              <w:spacing w:before="40" w:after="40"/>
-              <w:jc w:val="left"/>
-            </w:pPr>
-            <w:r>
-              <w:rPr>
-                <w:rFonts w:ascii="Adani" w:hAnsi="Adani"/>
-                <w:b w:val="0"/>
-                <w:sz w:val="18"/>
-                <w:u w:val="none"/>
-              </w:rPr>
-              <w:t>04/09/2023</w:t>
-            </w:r>
-          </w:p>
-        </w:tc>
-      </w:tr>
-      <w:tr>
-        <w:tc>
-          <w:tcPr>
-            <w:tcW w:type="dxa" w:w="680"/>
-            <w:shd w:val="clear" w:color="auto" w:fill="FFFFFF"/>
-            <w:tcBorders>
-              <w:top w:val="single" w:sz="4" w:space="0" w:color="000000"/>
-              <w:left w:val="single" w:sz="4" w:space="0" w:color="000000"/>
-              <w:bottom w:val="single" w:sz="4" w:space="0" w:color="000000"/>
-              <w:right w:val="single" w:sz="4" w:space="0" w:color="000000"/>
-            </w:tcBorders>
-            <w:vAlign w:val="center"/>
-          </w:tcPr>
-          <w:p>
-            <w:pPr>
-              <w:spacing w:before="40" w:after="40"/>
-              <w:jc w:val="left"/>
-            </w:pPr>
-            <w:r>
-              <w:rPr>
-                <w:rFonts w:ascii="Adani" w:hAnsi="Adani"/>
-                <w:b w:val="0"/>
-                <w:sz w:val="18"/>
-                <w:u w:val="none"/>
-              </w:rPr>
-              <w:t>6</w:t>
-            </w:r>
-          </w:p>
-        </w:tc>
-        <w:tc>
-          <w:tcPr>
-            <w:tcW w:type="dxa" w:w="3969"/>
-            <w:shd w:val="clear" w:color="auto" w:fill="FFFFFF"/>
-            <w:tcBorders>
-              <w:top w:val="single" w:sz="4" w:space="0" w:color="000000"/>
-              <w:left w:val="single" w:sz="4" w:space="0" w:color="000000"/>
-              <w:bottom w:val="single" w:sz="4" w:space="0" w:color="000000"/>
-              <w:right w:val="single" w:sz="4" w:space="0" w:color="000000"/>
-            </w:tcBorders>
-            <w:vAlign w:val="center"/>
-          </w:tcPr>
-          <w:p>
-            <w:pPr>
-              <w:spacing w:before="40" w:after="40"/>
-              <w:jc w:val="left"/>
-            </w:pPr>
-            <w:r>
-              <w:rPr>
-                <w:rFonts w:ascii="Adani" w:hAnsi="Adani"/>
-                <w:b w:val="0"/>
-                <w:sz w:val="18"/>
-                <w:u w:val="none"/>
-              </w:rPr>
-              <w:t>ADANI GREEN ENERGY THIRTY LIMITED</w:t>
-            </w:r>
-          </w:p>
-        </w:tc>
-        <w:tc>
-          <w:tcPr>
-            <w:tcW w:type="dxa" w:w="1814"/>
-            <w:shd w:val="clear" w:color="auto" w:fill="FFFFFF"/>
-            <w:tcBorders>
-              <w:top w:val="single" w:sz="4" w:space="0" w:color="000000"/>
-              <w:left w:val="single" w:sz="4" w:space="0" w:color="000000"/>
-              <w:bottom w:val="single" w:sz="4" w:space="0" w:color="000000"/>
-              <w:right w:val="single" w:sz="4" w:space="0" w:color="000000"/>
-            </w:tcBorders>
-            <w:vAlign w:val="center"/>
-          </w:tcPr>
-          <w:p>
-            <w:pPr>
-              <w:spacing w:before="40" w:after="40"/>
-              <w:jc w:val="left"/>
-            </w:pPr>
-            <w:r>
-              <w:rPr>
-                <w:rFonts w:ascii="Adani" w:hAnsi="Adani"/>
-                <w:b w:val="0"/>
-                <w:sz w:val="18"/>
-                <w:u w:val="none"/>
-              </w:rPr>
-              <w:t>Additional Director</w:t>
-            </w:r>
-          </w:p>
-        </w:tc>
-        <w:tc>
-          <w:tcPr>
-            <w:tcW w:type="dxa" w:w="1020"/>
-            <w:shd w:val="clear" w:color="auto" w:fill="FFFFFF"/>
-            <w:tcBorders>
-              <w:top w:val="single" w:sz="4" w:space="0" w:color="000000"/>
-              <w:left w:val="single" w:sz="4" w:space="0" w:color="000000"/>
-              <w:bottom w:val="single" w:sz="4" w:space="0" w:color="000000"/>
-              <w:right w:val="single" w:sz="4" w:space="0" w:color="000000"/>
-            </w:tcBorders>
-            <w:vAlign w:val="center"/>
-          </w:tcPr>
-          <w:p>
-            <w:pPr>
-              <w:spacing w:before="40" w:after="40"/>
-              <w:jc w:val="left"/>
-            </w:pPr>
-            <w:r>
-              <w:rPr>
-                <w:rFonts w:ascii="Adani" w:hAnsi="Adani"/>
-                <w:b w:val="0"/>
-                <w:sz w:val="18"/>
-                <w:u w:val="none"/>
-              </w:rPr>
-              <w:t>NIL</w:t>
-            </w:r>
-          </w:p>
-        </w:tc>
-        <w:tc>
-          <w:tcPr>
-            <w:tcW w:type="dxa" w:w="1247"/>
-            <w:shd w:val="clear" w:color="auto" w:fill="FFFFFF"/>
-            <w:tcBorders>
-              <w:top w:val="single" w:sz="4" w:space="0" w:color="000000"/>
-              <w:left w:val="single" w:sz="4" w:space="0" w:color="000000"/>
-              <w:bottom w:val="single" w:sz="4" w:space="0" w:color="000000"/>
-              <w:right w:val="single" w:sz="4" w:space="0" w:color="000000"/>
-            </w:tcBorders>
-            <w:vAlign w:val="center"/>
-          </w:tcPr>
-          <w:p>
-            <w:pPr>
-              <w:spacing w:before="40" w:after="40"/>
-              <w:jc w:val="left"/>
-            </w:pPr>
-            <w:r>
-              <w:rPr>
-                <w:rFonts w:ascii="Adani" w:hAnsi="Adani"/>
-                <w:b w:val="0"/>
-                <w:sz w:val="18"/>
-                <w:u w:val="none"/>
-              </w:rPr>
-              <w:t>08/05/2023</w:t>
-            </w:r>
-          </w:p>
-        </w:tc>
-      </w:tr>
-      <w:tr>
-        <w:tc>
-          <w:tcPr>
-            <w:tcW w:type="dxa" w:w="680"/>
-            <w:shd w:val="clear" w:color="auto" w:fill="FFFFFF"/>
-            <w:tcBorders>
-              <w:top w:val="single" w:sz="4" w:space="0" w:color="000000"/>
-              <w:left w:val="single" w:sz="4" w:space="0" w:color="000000"/>
-              <w:bottom w:val="single" w:sz="4" w:space="0" w:color="000000"/>
-              <w:right w:val="single" w:sz="4" w:space="0" w:color="000000"/>
-            </w:tcBorders>
-            <w:vAlign w:val="center"/>
-          </w:tcPr>
-          <w:p>
-            <w:pPr>
-              <w:spacing w:before="40" w:after="40"/>
-              <w:jc w:val="left"/>
-            </w:pPr>
-            <w:r>
-              <w:rPr>
-                <w:rFonts w:ascii="Adani" w:hAnsi="Adani"/>
-                <w:b w:val="0"/>
-                <w:sz w:val="18"/>
-                <w:u w:val="none"/>
-              </w:rPr>
-              <w:t>7</w:t>
-            </w:r>
-          </w:p>
-        </w:tc>
-        <w:tc>
-          <w:tcPr>
-            <w:tcW w:type="dxa" w:w="3969"/>
-            <w:shd w:val="clear" w:color="auto" w:fill="FFFFFF"/>
-            <w:tcBorders>
-              <w:top w:val="single" w:sz="4" w:space="0" w:color="000000"/>
-              <w:left w:val="single" w:sz="4" w:space="0" w:color="000000"/>
-              <w:bottom w:val="single" w:sz="4" w:space="0" w:color="000000"/>
-              <w:right w:val="single" w:sz="4" w:space="0" w:color="000000"/>
-            </w:tcBorders>
-            <w:vAlign w:val="center"/>
-          </w:tcPr>
-          <w:p>
-            <w:pPr>
-              <w:spacing w:before="40" w:after="40"/>
-              <w:jc w:val="left"/>
-            </w:pPr>
-            <w:r>
-              <w:rPr>
-                <w:rFonts w:ascii="Adani" w:hAnsi="Adani"/>
-                <w:b w:val="0"/>
-                <w:sz w:val="18"/>
-                <w:u w:val="none"/>
-              </w:rPr>
-              <w:t>KHAVDA II-A TRANSMISSION LIMITED</w:t>
             </w:r>
           </w:p>
         </w:tc>
@@ -1325,7 +1183,7 @@
                 <w:sz w:val="18"/>
                 <w:u w:val="none"/>
               </w:rPr>
-              <w:t>28/03/2023</w:t>
+              <w:t>30/09/2023</w:t>
             </w:r>
           </w:p>
         </w:tc>
@@ -1355,7 +1213,7 @@
                 <w:sz w:val="18"/>
                 <w:u w:val="none"/>
               </w:rPr>
-              <w:t>8</w:t>
+              <w:t>7</w:t>
             </w:r>
           </w:p>
         </w:tc>
@@ -1383,7 +1241,7 @@
                 <w:sz w:val="18"/>
                 <w:u w:val="none"/>
               </w:rPr>
-              <w:t>SUNRAYS INFRA SPACE LIMITED</w:t>
+              <w:t>ADANI GREEN ENERGY THIRTY LIMITED</w:t>
             </w:r>
           </w:p>
         </w:tc>
@@ -1467,7 +1325,149 @@
                 <w:sz w:val="18"/>
                 <w:u w:val="none"/>
               </w:rPr>
-              <w:t>05/11/2019</w:t>
+              <w:t>14/07/2023</w:t>
+            </w:r>
+          </w:p>
+        </w:tc>
+      </w:tr>
+      <w:tr>
+        <w:tc>
+          <w:tcPr>
+            <w:tcW w:type="dxa" w:w="680"/>
+            <w:shd w:val="clear" w:color="auto" w:fill="FFFFFF"/>
+            <w:tcBorders>
+              <w:top w:val="single" w:sz="4" w:space="0" w:color="000000"/>
+              <w:left w:val="single" w:sz="4" w:space="0" w:color="000000"/>
+              <w:bottom w:val="single" w:sz="4" w:space="0" w:color="000000"/>
+              <w:right w:val="single" w:sz="4" w:space="0" w:color="000000"/>
+            </w:tcBorders>
+            <w:vAlign w:val="center"/>
+          </w:tcPr>
+          <w:p>
+            <w:pPr>
+              <w:spacing w:before="40" w:after="40"/>
+              <w:jc w:val="left"/>
+            </w:pPr>
+            <w:r>
+              <w:rPr>
+                <w:rFonts w:ascii="Adani" w:hAnsi="Adani"/>
+                <w:b w:val="0"/>
+                <w:sz w:val="18"/>
+                <w:u w:val="none"/>
+              </w:rPr>
+              <w:t>8</w:t>
+            </w:r>
+          </w:p>
+        </w:tc>
+        <w:tc>
+          <w:tcPr>
+            <w:tcW w:type="dxa" w:w="3969"/>
+            <w:shd w:val="clear" w:color="auto" w:fill="FFFFFF"/>
+            <w:tcBorders>
+              <w:top w:val="single" w:sz="4" w:space="0" w:color="000000"/>
+              <w:left w:val="single" w:sz="4" w:space="0" w:color="000000"/>
+              <w:bottom w:val="single" w:sz="4" w:space="0" w:color="000000"/>
+              <w:right w:val="single" w:sz="4" w:space="0" w:color="000000"/>
+            </w:tcBorders>
+            <w:vAlign w:val="center"/>
+          </w:tcPr>
+          <w:p>
+            <w:pPr>
+              <w:spacing w:before="40" w:after="40"/>
+              <w:jc w:val="left"/>
+            </w:pPr>
+            <w:r>
+              <w:rPr>
+                <w:rFonts w:ascii="Adani" w:hAnsi="Adani"/>
+                <w:b w:val="0"/>
+                <w:sz w:val="18"/>
+                <w:u w:val="none"/>
+              </w:rPr>
+              <w:t>WRSS XXI (A) TRANSCO LIMITED</w:t>
+            </w:r>
+          </w:p>
+        </w:tc>
+        <w:tc>
+          <w:tcPr>
+            <w:tcW w:type="dxa" w:w="1814"/>
+            <w:shd w:val="clear" w:color="auto" w:fill="FFFFFF"/>
+            <w:tcBorders>
+              <w:top w:val="single" w:sz="4" w:space="0" w:color="000000"/>
+              <w:left w:val="single" w:sz="4" w:space="0" w:color="000000"/>
+              <w:bottom w:val="single" w:sz="4" w:space="0" w:color="000000"/>
+              <w:right w:val="single" w:sz="4" w:space="0" w:color="000000"/>
+            </w:tcBorders>
+            <w:vAlign w:val="center"/>
+          </w:tcPr>
+          <w:p>
+            <w:pPr>
+              <w:spacing w:before="40" w:after="40"/>
+              <w:jc w:val="left"/>
+            </w:pPr>
+            <w:r>
+              <w:rPr>
+                <w:rFonts w:ascii="Adani" w:hAnsi="Adani"/>
+                <w:b w:val="0"/>
+                <w:sz w:val="18"/>
+                <w:u w:val="none"/>
+              </w:rPr>
+              <w:t>Director</w:t>
+            </w:r>
+          </w:p>
+        </w:tc>
+        <w:tc>
+          <w:tcPr>
+            <w:tcW w:type="dxa" w:w="1020"/>
+            <w:shd w:val="clear" w:color="auto" w:fill="FFFFFF"/>
+            <w:tcBorders>
+              <w:top w:val="single" w:sz="4" w:space="0" w:color="000000"/>
+              <w:left w:val="single" w:sz="4" w:space="0" w:color="000000"/>
+              <w:bottom w:val="single" w:sz="4" w:space="0" w:color="000000"/>
+              <w:right w:val="single" w:sz="4" w:space="0" w:color="000000"/>
+            </w:tcBorders>
+            <w:vAlign w:val="center"/>
+          </w:tcPr>
+          <w:p>
+            <w:pPr>
+              <w:spacing w:before="40" w:after="40"/>
+              <w:jc w:val="left"/>
+            </w:pPr>
+            <w:r>
+              <w:rPr>
+                <w:rFonts w:ascii="Adani" w:hAnsi="Adani"/>
+                <w:b w:val="0"/>
+                <w:sz w:val="18"/>
+                <w:u w:val="none"/>
+              </w:rPr>
+              <w:t>NIL</w:t>
+            </w:r>
+          </w:p>
+        </w:tc>
+        <w:tc>
+          <w:tcPr>
+            <w:tcW w:type="dxa" w:w="1247"/>
+            <w:shd w:val="clear" w:color="auto" w:fill="FFFFFF"/>
+            <w:tcBorders>
+              <w:top w:val="single" w:sz="4" w:space="0" w:color="000000"/>
+              <w:left w:val="single" w:sz="4" w:space="0" w:color="000000"/>
+              <w:bottom w:val="single" w:sz="4" w:space="0" w:color="000000"/>
+              <w:right w:val="single" w:sz="4" w:space="0" w:color="000000"/>
+            </w:tcBorders>
+            <w:vAlign w:val="center"/>
+          </w:tcPr>
+          <w:p>
+            <w:pPr>
+              <w:spacing w:before="40" w:after="40"/>
+              <w:jc w:val="left"/>
+            </w:pPr>
+            <w:r>
+              <w:rPr>
+                <w:rFonts w:ascii="Adani" w:hAnsi="Adani"/>
+                <w:b w:val="0"/>
+                <w:sz w:val="18"/>
+                <w:u w:val="none"/>
+              </w:rPr>
+              <w:t>24/06/2020</w:t>
             </w:r>
           </w:p>
         </w:tc>
@@ -1667,7 +1667,7 @@
                 <w:sz w:val="18"/>
                 <w:u w:val="none"/>
               </w:rPr>
-              <w:t>WRSS XXI (A) TRANSCO LIMITED</w:t>
+              <w:t>SUNRAYS INFRA SPACE LIMITED</w:t>
             </w:r>
           </w:p>
         </w:tc>
@@ -1695,7 +1695,7 @@
                 <w:sz w:val="18"/>
                 <w:u w:val="none"/>
               </w:rPr>
-              <w:t>Additional Director</w:t>
+              <w:t>Director</w:t>
             </w:r>
           </w:p>
         </w:tc>
@@ -1751,7 +1751,7 @@
                 <w:sz w:val="18"/>
                 <w:u w:val="none"/>
               </w:rPr>
-              <w:t>14/10/2019</w:t>
+              <w:t>05/11/2019</w:t>
             </w:r>
           </w:p>
         </w:tc>
@@ -1988,7 +1988,7 @@
                 <w:sz w:val="18"/>
                 <w:u w:val="none"/>
               </w:rPr>
-              <w:t>Date:   27th May, 2026</w:t>
+              <w:t>Date:   09th June, 2026</w:t>
             </w:r>
           </w:p>
         </w:tc>
@@ -3025,7 +3025,7 @@
                 <w:sz w:val="18"/>
                 <w:u w:val="none"/>
               </w:rPr>
-              <w:t>Date:   27th May, 2026</w:t>
+              <w:t>Date:   09th June, 2026</w:t>
             </w:r>
           </w:p>
         </w:tc>
@@ -3186,7 +3186,7 @@
           <w:sz w:val="20"/>
           <w:u w:val="none"/>
         </w:rPr>
-        <w:t>27th May, 2026</w:t>
+        <w:t>09th June, 2026</w:t>
       </w:r>
     </w:p>
     <w:p>
@@ -3261,6 +3261,21 @@
           <w:sz w:val="20"/>
           <w:u w:val="none"/>
         </w:rPr>
+        <w:t>KHAVDA II-A TRANSMISSION LIMITED</w:t>
+      </w:r>
+    </w:p>
+    <w:p>
+      <w:pPr>
+        <w:spacing w:before="0" w:after="20"/>
+        <w:jc w:val="left"/>
+      </w:pPr>
+      <w:r>
+        <w:rPr>
+          <w:rFonts w:ascii="Adani" w:hAnsi="Adani"/>
+          <w:b/>
+          <w:sz w:val="20"/>
+          <w:u w:val="none"/>
+        </w:rPr>
         <w:t>ARASAN INFRA TWO LIMITED</w:t>
       </w:r>
     </w:p>
@@ -3321,22 +3336,7 @@
           <w:sz w:val="20"/>
           <w:u w:val="none"/>
         </w:rPr>
-        <w:t>KHAVDA II-A TRANSMISSION LIMITED</w:t>
-      </w:r>
-    </w:p>
-    <w:p>
-      <w:pPr>
-        <w:spacing w:before="0" w:after="20"/>
-        <w:jc w:val="left"/>
-      </w:pPr>
-      <w:r>
-        <w:rPr>
-          <w:rFonts w:ascii="Adani" w:hAnsi="Adani"/>
-          <w:b/>
-          <w:sz w:val="20"/>
-          <w:u w:val="none"/>
-        </w:rPr>
-        <w:t>SUNRAYS INFRA SPACE LIMITED</w:t>
+        <w:t>WRSS XXI (A) TRANSCO LIMITED</w:t>
       </w:r>
     </w:p>
     <w:p>
@@ -3366,7 +3366,7 @@
           <w:sz w:val="20"/>
           <w:u w:val="none"/>
         </w:rPr>
-        <w:t>WRSS XXI (A) TRANSCO LIMITED</w:t>
+        <w:t>SUNRAYS INFRA SPACE LIMITED</w:t>
       </w:r>
     </w:p>
     <w:p/>
@@ -3457,6 +3457,21 @@
           <w:sz w:val="20"/>
           <w:u w:val="none"/>
         </w:rPr>
+        <w:t>KHAVDA II-A TRANSMISSION LIMITED</w:t>
+      </w:r>
+    </w:p>
+    <w:p>
+      <w:pPr>
+        <w:spacing w:before="0" w:after="20"/>
+        <w:jc w:val="left"/>
+      </w:pPr>
+      <w:r>
+        <w:rPr>
+          <w:rFonts w:ascii="Adani" w:hAnsi="Adani"/>
+          <w:b w:val="0"/>
+          <w:sz w:val="20"/>
+          <w:u w:val="none"/>
+        </w:rPr>
         <w:t>ARASAN INFRA TWO LIMITED</w:t>
       </w:r>
     </w:p>
@@ -3517,22 +3532,7 @@
           <w:sz w:val="20"/>
           <w:u w:val="none"/>
         </w:rPr>
-        <w:t>KHAVDA II-A TRANSMISSION LIMITED</w:t>
-      </w:r>
-    </w:p>
-    <w:p>
-      <w:pPr>
-        <w:spacing w:before="0" w:after="20"/>
-        <w:jc w:val="left"/>
-      </w:pPr>
-      <w:r>
-        <w:rPr>
-          <w:rFonts w:ascii="Adani" w:hAnsi="Adani"/>
-          <w:b w:val="0"/>
-          <w:sz w:val="20"/>
-          <w:u w:val="none"/>
-        </w:rPr>
-        <w:t>SUNRAYS INFRA SPACE LIMITED</w:t>
+        <w:t>WRSS XXI (A) TRANSCO LIMITED</w:t>
       </w:r>
     </w:p>
     <w:p>
@@ -3562,7 +3562,7 @@
           <w:sz w:val="20"/>
           <w:u w:val="none"/>
         </w:rPr>
-        <w:t>WRSS XXI (A) TRANSCO LIMITED</w:t>
+        <w:t>SUNRAYS INFRA SPACE LIMITED</w:t>
       </w:r>
     </w:p>
     <w:p/>
@@ -4789,6 +4789,120 @@
                 <w:sz w:val="18"/>
                 <w:u w:val="none"/>
               </w:rPr>
+              <w:t>U40200GJ2022GOI169410</w:t>
+            </w:r>
+          </w:p>
+        </w:tc>
+        <w:tc>
+          <w:tcPr>
+            <w:tcW w:type="dxa" w:w="4252"/>
+            <w:shd w:val="clear" w:color="auto" w:fill="FFFFFF"/>
+            <w:tcBorders>
+              <w:top w:val="single" w:sz="4" w:space="0" w:color="000000"/>
+              <w:left w:val="single" w:sz="4" w:space="0" w:color="000000"/>
+              <w:bottom w:val="single" w:sz="4" w:space="0" w:color="000000"/>
+              <w:right w:val="single" w:sz="4" w:space="0" w:color="000000"/>
+            </w:tcBorders>
+            <w:vAlign w:val="center"/>
+          </w:tcPr>
+          <w:p>
+            <w:pPr>
+              <w:spacing w:before="40" w:after="40"/>
+              <w:jc w:val="left"/>
+            </w:pPr>
+            <w:r>
+              <w:rPr>
+                <w:rFonts w:ascii="Adani" w:hAnsi="Adani"/>
+                <w:b w:val="0"/>
+                <w:sz w:val="18"/>
+                <w:u w:val="none"/>
+              </w:rPr>
+              <w:t>KHAVDA II-A TRANSMISSION LIMITED</w:t>
+            </w:r>
+          </w:p>
+        </w:tc>
+        <w:tc>
+          <w:tcPr>
+            <w:tcW w:type="dxa" w:w="1587"/>
+            <w:shd w:val="clear" w:color="auto" w:fill="FFFFFF"/>
+            <w:tcBorders>
+              <w:top w:val="single" w:sz="4" w:space="0" w:color="000000"/>
+              <w:left w:val="single" w:sz="4" w:space="0" w:color="000000"/>
+              <w:bottom w:val="single" w:sz="4" w:space="0" w:color="000000"/>
+              <w:right w:val="single" w:sz="4" w:space="0" w:color="000000"/>
+            </w:tcBorders>
+            <w:vAlign w:val="center"/>
+          </w:tcPr>
+          <w:p>
+            <w:pPr>
+              <w:spacing w:before="40" w:after="40"/>
+              <w:jc w:val="left"/>
+            </w:pPr>
+            <w:r>
+              <w:rPr>
+                <w:rFonts w:ascii="Adani" w:hAnsi="Adani"/>
+                <w:b w:val="0"/>
+                <w:sz w:val="18"/>
+                <w:u w:val="none"/>
+              </w:rPr>
+              <w:t>Whole-time director</w:t>
+            </w:r>
+          </w:p>
+        </w:tc>
+        <w:tc>
+          <w:tcPr>
+            <w:tcW w:type="dxa" w:w="1304"/>
+            <w:shd w:val="clear" w:color="auto" w:fill="FFFFFF"/>
+            <w:tcBorders>
+              <w:top w:val="single" w:sz="4" w:space="0" w:color="000000"/>
+              <w:left w:val="single" w:sz="4" w:space="0" w:color="000000"/>
+              <w:bottom w:val="single" w:sz="4" w:space="0" w:color="000000"/>
+              <w:right w:val="single" w:sz="4" w:space="0" w:color="000000"/>
+            </w:tcBorders>
+            <w:vAlign w:val="center"/>
+          </w:tcPr>
+          <w:p>
+            <w:pPr>
+              <w:spacing w:before="40" w:after="40"/>
+              <w:jc w:val="left"/>
+            </w:pPr>
+            <w:r>
+              <w:rPr>
+                <w:rFonts w:ascii="Adani" w:hAnsi="Adani"/>
+                <w:b w:val="0"/>
+                <w:sz w:val="18"/>
+                <w:u w:val="none"/>
+              </w:rPr>
+              <w:t>20/04/2024</w:t>
+            </w:r>
+          </w:p>
+        </w:tc>
+      </w:tr>
+      <w:tr>
+        <w:tc>
+          <w:tcPr>
+            <w:tcW w:type="dxa" w:w="2268"/>
+            <w:shd w:val="clear" w:color="auto" w:fill="FFFFFF"/>
+            <w:tcBorders>
+              <w:top w:val="single" w:sz="4" w:space="0" w:color="000000"/>
+              <w:left w:val="single" w:sz="4" w:space="0" w:color="000000"/>
+              <w:bottom w:val="single" w:sz="4" w:space="0" w:color="000000"/>
+              <w:right w:val="single" w:sz="4" w:space="0" w:color="000000"/>
+            </w:tcBorders>
+            <w:vAlign w:val="center"/>
+          </w:tcPr>
+          <w:p>
+            <w:pPr>
+              <w:spacing w:before="40" w:after="40"/>
+              <w:jc w:val="left"/>
+            </w:pPr>
+            <w:r>
+              <w:rPr>
+                <w:rFonts w:ascii="Adani" w:hAnsi="Adani"/>
+                <w:b w:val="0"/>
+                <w:sz w:val="18"/>
+                <w:u w:val="none"/>
+              </w:rPr>
               <w:t>U35100GJ2023PLC147017</w:t>
             </w:r>
           </w:p>
@@ -5073,7 +5187,7 @@
                 <w:sz w:val="18"/>
                 <w:u w:val="none"/>
               </w:rPr>
-              <w:t>Additional Director</w:t>
+              <w:t>Director</w:t>
             </w:r>
           </w:p>
         </w:tc>
@@ -5101,7 +5215,7 @@
                 <w:sz w:val="18"/>
                 <w:u w:val="none"/>
               </w:rPr>
-              <w:t>04/09/2023</w:t>
+              <w:t>30/09/2023</w:t>
             </w:r>
           </w:p>
         </w:tc>
@@ -5187,7 +5301,7 @@
                 <w:sz w:val="18"/>
                 <w:u w:val="none"/>
               </w:rPr>
-              <w:t>Additional Director</w:t>
+              <w:t>Director</w:t>
             </w:r>
           </w:p>
         </w:tc>
@@ -5215,7 +5329,7 @@
                 <w:sz w:val="18"/>
                 <w:u w:val="none"/>
               </w:rPr>
-              <w:t>08/05/2023</w:t>
+              <w:t>14/07/2023</w:t>
             </w:r>
           </w:p>
         </w:tc>
@@ -5245,7 +5359,7 @@
                 <w:sz w:val="18"/>
                 <w:u w:val="none"/>
               </w:rPr>
-              <w:t>U40200GJ2022GOI169410</w:t>
+              <w:t>U40107GJ2019GOI127988</w:t>
             </w:r>
           </w:p>
         </w:tc>
@@ -5273,7 +5387,7 @@
                 <w:sz w:val="18"/>
                 <w:u w:val="none"/>
               </w:rPr>
-              <w:t>KHAVDA II-A TRANSMISSION LIMITED</w:t>
+              <w:t>WRSS XXI (A) TRANSCO LIMITED</w:t>
             </w:r>
           </w:p>
         </w:tc>
@@ -5329,121 +5443,7 @@
                 <w:sz w:val="18"/>
                 <w:u w:val="none"/>
               </w:rPr>
-              <w:t>28/03/2023</w:t>
-            </w:r>
-          </w:p>
-        </w:tc>
-      </w:tr>
-      <w:tr>
-        <w:tc>
-          <w:tcPr>
-            <w:tcW w:type="dxa" w:w="2268"/>
-            <w:shd w:val="clear" w:color="auto" w:fill="FFFFFF"/>
-            <w:tcBorders>
-              <w:top w:val="single" w:sz="4" w:space="0" w:color="000000"/>
-              <w:left w:val="single" w:sz="4" w:space="0" w:color="000000"/>
-              <w:bottom w:val="single" w:sz="4" w:space="0" w:color="000000"/>
-              <w:right w:val="single" w:sz="4" w:space="0" w:color="000000"/>
-            </w:tcBorders>
-            <w:vAlign w:val="center"/>
-          </w:tcPr>
-          <w:p>
-            <w:pPr>
-              <w:spacing w:before="40" w:after="40"/>
-              <w:jc w:val="left"/>
-            </w:pPr>
-            <w:r>
-              <w:rPr>
-                <w:rFonts w:ascii="Adani" w:hAnsi="Adani"/>
-                <w:b w:val="0"/>
-                <w:sz w:val="18"/>
-                <w:u w:val="none"/>
-              </w:rPr>
-              <w:t>U40106GJ2019PLC110679</w:t>
-            </w:r>
-          </w:p>
-        </w:tc>
-        <w:tc>
-          <w:tcPr>
-            <w:tcW w:type="dxa" w:w="4252"/>
-            <w:shd w:val="clear" w:color="auto" w:fill="FFFFFF"/>
-            <w:tcBorders>
-              <w:top w:val="single" w:sz="4" w:space="0" w:color="000000"/>
-              <w:left w:val="single" w:sz="4" w:space="0" w:color="000000"/>
-              <w:bottom w:val="single" w:sz="4" w:space="0" w:color="000000"/>
-              <w:right w:val="single" w:sz="4" w:space="0" w:color="000000"/>
-            </w:tcBorders>
-            <w:vAlign w:val="center"/>
-          </w:tcPr>
-          <w:p>
-            <w:pPr>
-              <w:spacing w:before="40" w:after="40"/>
-              <w:jc w:val="left"/>
-            </w:pPr>
-            <w:r>
-              <w:rPr>
-                <w:rFonts w:ascii="Adani" w:hAnsi="Adani"/>
-                <w:b w:val="0"/>
-                <w:sz w:val="18"/>
-                <w:u w:val="none"/>
-              </w:rPr>
-              <w:t>SUNRAYS INFRA SPACE LIMITED</w:t>
-            </w:r>
-          </w:p>
-        </w:tc>
-        <w:tc>
-          <w:tcPr>
-            <w:tcW w:type="dxa" w:w="1587"/>
-            <w:shd w:val="clear" w:color="auto" w:fill="FFFFFF"/>
-            <w:tcBorders>
-              <w:top w:val="single" w:sz="4" w:space="0" w:color="000000"/>
-              <w:left w:val="single" w:sz="4" w:space="0" w:color="000000"/>
-              <w:bottom w:val="single" w:sz="4" w:space="0" w:color="000000"/>
-              <w:right w:val="single" w:sz="4" w:space="0" w:color="000000"/>
-            </w:tcBorders>
-            <w:vAlign w:val="center"/>
-          </w:tcPr>
-          <w:p>
-            <w:pPr>
-              <w:spacing w:before="40" w:after="40"/>
-              <w:jc w:val="left"/>
-            </w:pPr>
-            <w:r>
-              <w:rPr>
-                <w:rFonts w:ascii="Adani" w:hAnsi="Adani"/>
-                <w:b w:val="0"/>
-                <w:sz w:val="18"/>
-                <w:u w:val="none"/>
-              </w:rPr>
-              <w:t>Director</w:t>
-            </w:r>
-          </w:p>
-        </w:tc>
-        <w:tc>
-          <w:tcPr>
-            <w:tcW w:type="dxa" w:w="1304"/>
-            <w:shd w:val="clear" w:color="auto" w:fill="FFFFFF"/>
-            <w:tcBorders>
-              <w:top w:val="single" w:sz="4" w:space="0" w:color="000000"/>
-              <w:left w:val="single" w:sz="4" w:space="0" w:color="000000"/>
-              <w:bottom w:val="single" w:sz="4" w:space="0" w:color="000000"/>
-              <w:right w:val="single" w:sz="4" w:space="0" w:color="000000"/>
-            </w:tcBorders>
-            <w:vAlign w:val="center"/>
-          </w:tcPr>
-          <w:p>
-            <w:pPr>
-              <w:spacing w:before="40" w:after="40"/>
-              <w:jc w:val="left"/>
-            </w:pPr>
-            <w:r>
-              <w:rPr>
-                <w:rFonts w:ascii="Adani" w:hAnsi="Adani"/>
-                <w:b w:val="0"/>
-                <w:sz w:val="18"/>
-                <w:u w:val="none"/>
-              </w:rPr>
-              <w:t>05/11/2019</w:t>
+              <w:t>24/06/2020</w:t>
             </w:r>
           </w:p>
         </w:tc>
@@ -5587,7 +5587,7 @@
                 <w:sz w:val="18"/>
                 <w:u w:val="none"/>
               </w:rPr>
-              <w:t>U40107GJ2019GOI127988</w:t>
+              <w:t>U40106GJ2019PLC110679</w:t>
             </w:r>
           </w:p>
         </w:tc>
@@ -5615,7 +5615,7 @@
                 <w:sz w:val="18"/>
                 <w:u w:val="none"/>
               </w:rPr>
-              <w:t>WRSS XXI (A) TRANSCO LIMITED</w:t>
+              <w:t>SUNRAYS INFRA SPACE LIMITED</w:t>
             </w:r>
           </w:p>
         </w:tc>
@@ -5643,7 +5643,7 @@
                 <w:sz w:val="18"/>
                 <w:u w:val="none"/>
               </w:rPr>
-              <w:t>Additional Director</w:t>
+              <w:t>Director</w:t>
             </w:r>
           </w:p>
         </w:tc>
@@ -5671,7 +5671,7 @@
                 <w:sz w:val="18"/>
                 <w:u w:val="none"/>
               </w:rPr>
-              <w:t>14/10/2019</w:t>
+              <w:t>05/11/2019</w:t>
             </w:r>
           </w:p>
         </w:tc>
